--- a/02 - Atividade Prática — Licenças, Direitos (1).docx
+++ b/02 - Atividade Prática — Licenças, Direitos (1).docx
@@ -65,7 +65,71 @@
           <w:rFonts w:ascii="Arial" w:eastAsia="Arial" w:hAnsi="Arial" w:cs="Arial"/>
           <w:sz w:val="24"/>
         </w:rPr>
-        <w:t xml:space="preserve"> Licenças Creative Commons, Royalty Free, Rights Managed e Direitos Autorais</w:t>
+        <w:t xml:space="preserve"> Licenças </w:t>
+      </w:r>
+      <w:proofErr w:type="spellStart"/>
+      <w:r>
+        <w:rPr>
+          <w:rFonts w:ascii="Arial" w:eastAsia="Arial" w:hAnsi="Arial" w:cs="Arial"/>
+          <w:sz w:val="24"/>
+        </w:rPr>
+        <w:t>Creative</w:t>
+      </w:r>
+      <w:proofErr w:type="spellEnd"/>
+      <w:r>
+        <w:rPr>
+          <w:rFonts w:ascii="Arial" w:eastAsia="Arial" w:hAnsi="Arial" w:cs="Arial"/>
+          <w:sz w:val="24"/>
+        </w:rPr>
+        <w:t xml:space="preserve"> Commons, Royalty </w:t>
+      </w:r>
+      <w:proofErr w:type="spellStart"/>
+      <w:r>
+        <w:rPr>
+          <w:rFonts w:ascii="Arial" w:eastAsia="Arial" w:hAnsi="Arial" w:cs="Arial"/>
+          <w:sz w:val="24"/>
+        </w:rPr>
+        <w:t>Free</w:t>
+      </w:r>
+      <w:proofErr w:type="spellEnd"/>
+      <w:r>
+        <w:rPr>
+          <w:rFonts w:ascii="Arial" w:eastAsia="Arial" w:hAnsi="Arial" w:cs="Arial"/>
+          <w:sz w:val="24"/>
+        </w:rPr>
+        <w:t xml:space="preserve">, </w:t>
+      </w:r>
+      <w:proofErr w:type="spellStart"/>
+      <w:r>
+        <w:rPr>
+          <w:rFonts w:ascii="Arial" w:eastAsia="Arial" w:hAnsi="Arial" w:cs="Arial"/>
+          <w:sz w:val="24"/>
+        </w:rPr>
+        <w:t>Rights</w:t>
+      </w:r>
+      <w:proofErr w:type="spellEnd"/>
+      <w:r>
+        <w:rPr>
+          <w:rFonts w:ascii="Arial" w:eastAsia="Arial" w:hAnsi="Arial" w:cs="Arial"/>
+          <w:sz w:val="24"/>
+        </w:rPr>
+        <w:t xml:space="preserve"> </w:t>
+      </w:r>
+      <w:proofErr w:type="spellStart"/>
+      <w:r>
+        <w:rPr>
+          <w:rFonts w:ascii="Arial" w:eastAsia="Arial" w:hAnsi="Arial" w:cs="Arial"/>
+          <w:sz w:val="24"/>
+        </w:rPr>
+        <w:t>Managed</w:t>
+      </w:r>
+      <w:proofErr w:type="spellEnd"/>
+      <w:r>
+        <w:rPr>
+          <w:rFonts w:ascii="Arial" w:eastAsia="Arial" w:hAnsi="Arial" w:cs="Arial"/>
+          <w:sz w:val="24"/>
+        </w:rPr>
+        <w:t xml:space="preserve"> e Direitos Autorais</w:t>
       </w:r>
       <w:r>
         <w:rPr>
@@ -175,7 +239,23 @@
           <w:rFonts w:ascii="Arial" w:eastAsia="Arial" w:hAnsi="Arial" w:cs="Arial"/>
           <w:sz w:val="24"/>
         </w:rPr>
-        <w:t>Identificar diferentes tipos de licenças Creative Commons;</w:t>
+        <w:t xml:space="preserve">Identificar diferentes tipos de licenças </w:t>
+      </w:r>
+      <w:proofErr w:type="spellStart"/>
+      <w:r>
+        <w:rPr>
+          <w:rFonts w:ascii="Arial" w:eastAsia="Arial" w:hAnsi="Arial" w:cs="Arial"/>
+          <w:sz w:val="24"/>
+        </w:rPr>
+        <w:t>Creative</w:t>
+      </w:r>
+      <w:proofErr w:type="spellEnd"/>
+      <w:r>
+        <w:rPr>
+          <w:rFonts w:ascii="Arial" w:eastAsia="Arial" w:hAnsi="Arial" w:cs="Arial"/>
+          <w:sz w:val="24"/>
+        </w:rPr>
+        <w:t xml:space="preserve"> Commons;</w:t>
       </w:r>
     </w:p>
     <w:p>
@@ -238,7 +318,55 @@
           <w:rFonts w:ascii="Arial" w:eastAsia="Arial" w:hAnsi="Arial" w:cs="Arial"/>
           <w:sz w:val="24"/>
         </w:rPr>
-        <w:t>Compreender o funcionamento das licenças Royalty Free e Rights Managed;</w:t>
+        <w:t xml:space="preserve">Compreender o funcionamento das licenças Royalty </w:t>
+      </w:r>
+      <w:proofErr w:type="spellStart"/>
+      <w:r>
+        <w:rPr>
+          <w:rFonts w:ascii="Arial" w:eastAsia="Arial" w:hAnsi="Arial" w:cs="Arial"/>
+          <w:sz w:val="24"/>
+        </w:rPr>
+        <w:t>Free</w:t>
+      </w:r>
+      <w:proofErr w:type="spellEnd"/>
+      <w:r>
+        <w:rPr>
+          <w:rFonts w:ascii="Arial" w:eastAsia="Arial" w:hAnsi="Arial" w:cs="Arial"/>
+          <w:sz w:val="24"/>
+        </w:rPr>
+        <w:t xml:space="preserve"> e </w:t>
+      </w:r>
+      <w:proofErr w:type="spellStart"/>
+      <w:r>
+        <w:rPr>
+          <w:rFonts w:ascii="Arial" w:eastAsia="Arial" w:hAnsi="Arial" w:cs="Arial"/>
+          <w:sz w:val="24"/>
+        </w:rPr>
+        <w:t>Rights</w:t>
+      </w:r>
+      <w:proofErr w:type="spellEnd"/>
+      <w:r>
+        <w:rPr>
+          <w:rFonts w:ascii="Arial" w:eastAsia="Arial" w:hAnsi="Arial" w:cs="Arial"/>
+          <w:sz w:val="24"/>
+        </w:rPr>
+        <w:t xml:space="preserve"> </w:t>
+      </w:r>
+      <w:proofErr w:type="spellStart"/>
+      <w:r>
+        <w:rPr>
+          <w:rFonts w:ascii="Arial" w:eastAsia="Arial" w:hAnsi="Arial" w:cs="Arial"/>
+          <w:sz w:val="24"/>
+        </w:rPr>
+        <w:t>Managed</w:t>
+      </w:r>
+      <w:proofErr w:type="spellEnd"/>
+      <w:r>
+        <w:rPr>
+          <w:rFonts w:ascii="Arial" w:eastAsia="Arial" w:hAnsi="Arial" w:cs="Arial"/>
+          <w:sz w:val="24"/>
+        </w:rPr>
+        <w:t>;</w:t>
       </w:r>
     </w:p>
     <w:p>
@@ -408,6 +536,9 @@
     </w:p>
     <w:p>
       <w:pPr>
+        <w:tabs>
+          <w:tab w:val="left" w:pos="3570"/>
+        </w:tabs>
         <w:spacing w:before="180" w:after="180" w:line="360" w:lineRule="auto"/>
         <w:rPr>
           <w:rFonts w:ascii="Arial" w:eastAsia="Arial" w:hAnsi="Arial" w:cs="Arial"/>
@@ -420,6 +551,13 @@
           <w:sz w:val="24"/>
         </w:rPr>
         <w:t>O cliente solicitou:</w:t>
+      </w:r>
+      <w:r>
+        <w:rPr>
+          <w:rFonts w:ascii="Arial" w:eastAsia="Arial" w:hAnsi="Arial" w:cs="Arial"/>
+          <w:sz w:val="24"/>
+        </w:rPr>
+        <w:tab/>
       </w:r>
     </w:p>
     <w:p>
@@ -607,12 +745,21 @@
           <w:sz w:val="24"/>
         </w:rPr>
       </w:pPr>
+      <w:proofErr w:type="gramStart"/>
       <w:r>
         <w:rPr>
           <w:rFonts w:ascii="Aptos" w:eastAsia="Aptos" w:hAnsi="Aptos" w:cs="Aptos"/>
           <w:sz w:val="24"/>
         </w:rPr>
-        <w:t>Não , pois apenas pegar uma imagem no google não significa que a imagem é pública ,então se pegarmos uma imagem sem saber qual é o dono(a) pode ser considerado crime de uso de imagem indevido e também ser denunciado por direitos autorais por que a maioria das imagens são protegidas por lei podendo trazer um processo judicial podendo causar a remoção da imagem do seu site e até seu site ser excluído da web</w:t>
+        <w:t>Não ,</w:t>
+      </w:r>
+      <w:proofErr w:type="gramEnd"/>
+      <w:r>
+        <w:rPr>
+          <w:rFonts w:ascii="Aptos" w:eastAsia="Aptos" w:hAnsi="Aptos" w:cs="Aptos"/>
+          <w:sz w:val="24"/>
+        </w:rPr>
+        <w:t xml:space="preserve"> pois apenas pegar uma imagem no google não significa que a imagem é pública ,então se pegarmos uma imagem sem saber qual é o dono(a) pode ser considerado crime de uso de imagem indevido e também ser denunciado por direitos autorais por que a maioria das imagens são protegidas por lei podendo trazer um processo judicial podendo causar a remoção da imagem do seu site e até seu site ser excluído da web</w:t>
       </w:r>
     </w:p>
     <w:p>
@@ -677,7 +824,25 @@
           <w:color w:val="0F4761"/>
           <w:sz w:val="40"/>
         </w:rPr>
-        <w:t>3. Parte 1 — Investigando as licenças Creative Commons</w:t>
+        <w:t xml:space="preserve">3. Parte 1 — Investigando as licenças </w:t>
+      </w:r>
+      <w:proofErr w:type="spellStart"/>
+      <w:r>
+        <w:rPr>
+          <w:rFonts w:ascii="Arial" w:eastAsia="Arial" w:hAnsi="Arial" w:cs="Arial"/>
+          <w:color w:val="0F4761"/>
+          <w:sz w:val="40"/>
+        </w:rPr>
+        <w:t>Creative</w:t>
+      </w:r>
+      <w:proofErr w:type="spellEnd"/>
+      <w:r>
+        <w:rPr>
+          <w:rFonts w:ascii="Arial" w:eastAsia="Arial" w:hAnsi="Arial" w:cs="Arial"/>
+          <w:color w:val="0F4761"/>
+          <w:sz w:val="40"/>
+        </w:rPr>
+        <w:t xml:space="preserve"> Commons</w:t>
       </w:r>
     </w:p>
     <w:p>
@@ -1003,8 +1168,17 @@
                 <w:rFonts w:ascii="Arial" w:eastAsia="Arial" w:hAnsi="Arial" w:cs="Arial"/>
                 <w:sz w:val="24"/>
               </w:rPr>
-              <w:t>Atribuição-CompartilhaIgual</w:t>
-            </w:r>
+              <w:t>Atribuição-</w:t>
+            </w:r>
+            <w:proofErr w:type="spellStart"/>
+            <w:r>
+              <w:rPr>
+                <w:rFonts w:ascii="Arial" w:eastAsia="Arial" w:hAnsi="Arial" w:cs="Arial"/>
+                <w:sz w:val="24"/>
+              </w:rPr>
+              <w:t>CompartilhaIgual</w:t>
+            </w:r>
+            <w:proofErr w:type="spellEnd"/>
           </w:p>
         </w:tc>
         <w:tc>
@@ -1120,8 +1294,17 @@
                 <w:rFonts w:ascii="Arial" w:eastAsia="Arial" w:hAnsi="Arial" w:cs="Arial"/>
                 <w:sz w:val="24"/>
               </w:rPr>
-              <w:t>Atribuição-SemDerivações</w:t>
-            </w:r>
+              <w:t>Atribuição-</w:t>
+            </w:r>
+            <w:proofErr w:type="spellStart"/>
+            <w:r>
+              <w:rPr>
+                <w:rFonts w:ascii="Arial" w:eastAsia="Arial" w:hAnsi="Arial" w:cs="Arial"/>
+                <w:sz w:val="24"/>
+              </w:rPr>
+              <w:t>SemDerivações</w:t>
+            </w:r>
+            <w:proofErr w:type="spellEnd"/>
           </w:p>
         </w:tc>
         <w:tc>
@@ -1237,8 +1420,17 @@
                 <w:rFonts w:ascii="Arial" w:eastAsia="Arial" w:hAnsi="Arial" w:cs="Arial"/>
                 <w:sz w:val="24"/>
               </w:rPr>
-              <w:t>Atribuição-NãoComercial</w:t>
-            </w:r>
+              <w:t>Atribuição-</w:t>
+            </w:r>
+            <w:proofErr w:type="spellStart"/>
+            <w:r>
+              <w:rPr>
+                <w:rFonts w:ascii="Arial" w:eastAsia="Arial" w:hAnsi="Arial" w:cs="Arial"/>
+                <w:sz w:val="24"/>
+              </w:rPr>
+              <w:t>NãoComercial</w:t>
+            </w:r>
+            <w:proofErr w:type="spellEnd"/>
           </w:p>
         </w:tc>
         <w:tc>
@@ -1354,8 +1546,33 @@
                 <w:rFonts w:ascii="Arial" w:eastAsia="Arial" w:hAnsi="Arial" w:cs="Arial"/>
                 <w:sz w:val="24"/>
               </w:rPr>
-              <w:t>Atribuição-NãoComercial-CompartilhaIgual</w:t>
-            </w:r>
+              <w:t>Atribuição-</w:t>
+            </w:r>
+            <w:proofErr w:type="spellStart"/>
+            <w:r>
+              <w:rPr>
+                <w:rFonts w:ascii="Arial" w:eastAsia="Arial" w:hAnsi="Arial" w:cs="Arial"/>
+                <w:sz w:val="24"/>
+              </w:rPr>
+              <w:t>NãoComercial</w:t>
+            </w:r>
+            <w:proofErr w:type="spellEnd"/>
+            <w:r>
+              <w:rPr>
+                <w:rFonts w:ascii="Arial" w:eastAsia="Arial" w:hAnsi="Arial" w:cs="Arial"/>
+                <w:sz w:val="24"/>
+              </w:rPr>
+              <w:t>-</w:t>
+            </w:r>
+            <w:proofErr w:type="spellStart"/>
+            <w:r>
+              <w:rPr>
+                <w:rFonts w:ascii="Arial" w:eastAsia="Arial" w:hAnsi="Arial" w:cs="Arial"/>
+                <w:sz w:val="24"/>
+              </w:rPr>
+              <w:t>CompartilhaIgual</w:t>
+            </w:r>
+            <w:proofErr w:type="spellEnd"/>
           </w:p>
         </w:tc>
         <w:tc>
@@ -1471,8 +1688,33 @@
                 <w:rFonts w:ascii="Arial" w:eastAsia="Arial" w:hAnsi="Arial" w:cs="Arial"/>
                 <w:sz w:val="24"/>
               </w:rPr>
-              <w:t>Atribuição-NãoComercial-SemDerivações</w:t>
-            </w:r>
+              <w:t>Atribuição-</w:t>
+            </w:r>
+            <w:proofErr w:type="spellStart"/>
+            <w:r>
+              <w:rPr>
+                <w:rFonts w:ascii="Arial" w:eastAsia="Arial" w:hAnsi="Arial" w:cs="Arial"/>
+                <w:sz w:val="24"/>
+              </w:rPr>
+              <w:t>NãoComercial</w:t>
+            </w:r>
+            <w:proofErr w:type="spellEnd"/>
+            <w:r>
+              <w:rPr>
+                <w:rFonts w:ascii="Arial" w:eastAsia="Arial" w:hAnsi="Arial" w:cs="Arial"/>
+                <w:sz w:val="24"/>
+              </w:rPr>
+              <w:t>-</w:t>
+            </w:r>
+            <w:proofErr w:type="spellStart"/>
+            <w:r>
+              <w:rPr>
+                <w:rFonts w:ascii="Arial" w:eastAsia="Arial" w:hAnsi="Arial" w:cs="Arial"/>
+                <w:sz w:val="24"/>
+              </w:rPr>
+              <w:t>SemDerivações</w:t>
+            </w:r>
+            <w:proofErr w:type="spellEnd"/>
           </w:p>
         </w:tc>
         <w:tc>
@@ -1638,7 +1880,23 @@
           <w:rFonts w:ascii="Aptos" w:eastAsia="Aptos" w:hAnsi="Aptos" w:cs="Aptos"/>
           <w:sz w:val="24"/>
         </w:rPr>
-        <w:t>Significa Não comercial. Significa que você não pode usar a obra para ganhar dinheiro  ou obter vantagens comerciais.</w:t>
+        <w:t xml:space="preserve">Significa Não comercial. Significa que você não pode usar a obra para ganhar </w:t>
+      </w:r>
+      <w:proofErr w:type="gramStart"/>
+      <w:r>
+        <w:rPr>
+          <w:rFonts w:ascii="Aptos" w:eastAsia="Aptos" w:hAnsi="Aptos" w:cs="Aptos"/>
+          <w:sz w:val="24"/>
+        </w:rPr>
+        <w:t>dinheiro  ou</w:t>
+      </w:r>
+      <w:proofErr w:type="gramEnd"/>
+      <w:r>
+        <w:rPr>
+          <w:rFonts w:ascii="Aptos" w:eastAsia="Aptos" w:hAnsi="Aptos" w:cs="Aptos"/>
+          <w:sz w:val="24"/>
+        </w:rPr>
+        <w:t xml:space="preserve"> obter vantagens comerciais.</w:t>
       </w:r>
     </w:p>
     <w:p>
@@ -1965,7 +2223,23 @@
           <w:rFonts w:ascii="Arial" w:eastAsia="Arial" w:hAnsi="Arial" w:cs="Arial"/>
           <w:sz w:val="24"/>
         </w:rPr>
-        <w:t>Resposta: ___Pode_______________</w:t>
+        <w:t>Resposta: __</w:t>
+      </w:r>
+      <w:proofErr w:type="gramStart"/>
+      <w:r>
+        <w:rPr>
+          <w:rFonts w:ascii="Arial" w:eastAsia="Arial" w:hAnsi="Arial" w:cs="Arial"/>
+          <w:sz w:val="24"/>
+        </w:rPr>
+        <w:t>_Pode</w:t>
+      </w:r>
+      <w:proofErr w:type="gramEnd"/>
+      <w:r>
+        <w:rPr>
+          <w:rFonts w:ascii="Arial" w:eastAsia="Arial" w:hAnsi="Arial" w:cs="Arial"/>
+          <w:sz w:val="24"/>
+        </w:rPr>
+        <w:t>_______________</w:t>
       </w:r>
     </w:p>
     <w:p>
@@ -2082,7 +2356,23 @@
           <w:rFonts w:ascii="Arial" w:eastAsia="Arial" w:hAnsi="Arial" w:cs="Arial"/>
           <w:sz w:val="24"/>
         </w:rPr>
-        <w:t>Resposta: _____Não pode_____________</w:t>
+        <w:t>Resposta: ____</w:t>
+      </w:r>
+      <w:proofErr w:type="gramStart"/>
+      <w:r>
+        <w:rPr>
+          <w:rFonts w:ascii="Arial" w:eastAsia="Arial" w:hAnsi="Arial" w:cs="Arial"/>
+          <w:sz w:val="24"/>
+        </w:rPr>
+        <w:t>_Não</w:t>
+      </w:r>
+      <w:proofErr w:type="gramEnd"/>
+      <w:r>
+        <w:rPr>
+          <w:rFonts w:ascii="Arial" w:eastAsia="Arial" w:hAnsi="Arial" w:cs="Arial"/>
+          <w:sz w:val="24"/>
+        </w:rPr>
+        <w:t xml:space="preserve"> pode_____________</w:t>
       </w:r>
     </w:p>
     <w:p>
@@ -2325,7 +2615,23 @@
           <w:rFonts w:ascii="Arial" w:eastAsia="Arial" w:hAnsi="Arial" w:cs="Arial"/>
           <w:sz w:val="24"/>
         </w:rPr>
-        <w:t>Resposta: ____Depende______________</w:t>
+        <w:t>Resposta: ___</w:t>
+      </w:r>
+      <w:proofErr w:type="gramStart"/>
+      <w:r>
+        <w:rPr>
+          <w:rFonts w:ascii="Arial" w:eastAsia="Arial" w:hAnsi="Arial" w:cs="Arial"/>
+          <w:sz w:val="24"/>
+        </w:rPr>
+        <w:t>_Depende</w:t>
+      </w:r>
+      <w:proofErr w:type="gramEnd"/>
+      <w:r>
+        <w:rPr>
+          <w:rFonts w:ascii="Arial" w:eastAsia="Arial" w:hAnsi="Arial" w:cs="Arial"/>
+          <w:sz w:val="24"/>
+        </w:rPr>
+        <w:t>______________</w:t>
       </w:r>
     </w:p>
     <w:p>
@@ -2428,7 +2734,23 @@
           <w:sz w:val="24"/>
         </w:rPr>
         <w:lastRenderedPageBreak/>
-        <w:t>Resposta: ____não pode (ou  depende, caso ele consiga autorização direta)______________</w:t>
+        <w:t>Resposta: ____não pode (</w:t>
+      </w:r>
+      <w:proofErr w:type="gramStart"/>
+      <w:r>
+        <w:rPr>
+          <w:rFonts w:ascii="Arial" w:eastAsia="Arial" w:hAnsi="Arial" w:cs="Arial"/>
+          <w:sz w:val="24"/>
+        </w:rPr>
+        <w:t>ou  depende</w:t>
+      </w:r>
+      <w:proofErr w:type="gramEnd"/>
+      <w:r>
+        <w:rPr>
+          <w:rFonts w:ascii="Arial" w:eastAsia="Arial" w:hAnsi="Arial" w:cs="Arial"/>
+          <w:sz w:val="24"/>
+        </w:rPr>
+        <w:t>, caso ele consiga autorização direta)______________</w:t>
       </w:r>
     </w:p>
     <w:p>
@@ -2973,7 +3295,31 @@
                   <w:szCs w:val="21"/>
                   <w:bdr w:val="single" w:sz="2" w:space="0" w:color="auto" w:frame="1"/>
                 </w:rPr>
-                <w:t>Guarda natureza... ; )</w:t>
+                <w:t>Guarda natureza</w:t>
+              </w:r>
+              <w:proofErr w:type="gramStart"/>
+              <w:r>
+                <w:rPr>
+                  <w:rStyle w:val="Hyperlink"/>
+                  <w:rFonts w:ascii="Arial" w:hAnsi="Arial" w:cs="Arial"/>
+                  <w:color w:val="000000" w:themeColor="text1"/>
+                  <w:sz w:val="21"/>
+                  <w:szCs w:val="21"/>
+                  <w:bdr w:val="single" w:sz="2" w:space="0" w:color="auto" w:frame="1"/>
+                </w:rPr>
+                <w:t>... ;</w:t>
+              </w:r>
+              <w:proofErr w:type="gramEnd"/>
+              <w:r>
+                <w:rPr>
+                  <w:rStyle w:val="Hyperlink"/>
+                  <w:rFonts w:ascii="Arial" w:hAnsi="Arial" w:cs="Arial"/>
+                  <w:color w:val="000000" w:themeColor="text1"/>
+                  <w:sz w:val="21"/>
+                  <w:szCs w:val="21"/>
+                  <w:bdr w:val="single" w:sz="2" w:space="0" w:color="auto" w:frame="1"/>
+                </w:rPr>
+                <w:t xml:space="preserve"> )</w:t>
               </w:r>
             </w:hyperlink>
             <w:r>
@@ -3051,6 +3397,7 @@
               </w:rPr>
             </w:pPr>
             <w:hyperlink r:id="rId7" w:history="1">
+              <w:proofErr w:type="spellStart"/>
               <w:r>
                 <w:rPr>
                   <w:rStyle w:val="Hyperlink"/>
@@ -3062,6 +3409,7 @@
                 </w:rPr>
                 <w:t>alordelo</w:t>
               </w:r>
+              <w:proofErr w:type="spellEnd"/>
             </w:hyperlink>
             <w:r>
               <w:rPr>
@@ -3885,11 +4233,19 @@
                 <w:rFonts w:ascii="Calibri" w:eastAsia="Calibri" w:hAnsi="Calibri" w:cs="Calibri"/>
               </w:rPr>
             </w:pPr>
+            <w:proofErr w:type="spellStart"/>
             <w:r>
               <w:rPr>
                 <w:rFonts w:ascii="Calibri" w:eastAsia="Calibri" w:hAnsi="Calibri" w:cs="Calibri"/>
               </w:rPr>
-              <w:t xml:space="preserve">Imagen 2: </w:t>
+              <w:t>Imagen</w:t>
+            </w:r>
+            <w:proofErr w:type="spellEnd"/>
+            <w:r>
+              <w:rPr>
+                <w:rFonts w:ascii="Calibri" w:eastAsia="Calibri" w:hAnsi="Calibri" w:cs="Calibri"/>
+              </w:rPr>
+              <w:t xml:space="preserve"> 2: </w:t>
             </w:r>
           </w:p>
           <w:p>
@@ -4074,20 +4430,53 @@
               </w:rPr>
               <w:t> </w:t>
             </w:r>
-            <w:hyperlink r:id="rId12" w:history="1">
-              <w:r>
-                <w:rPr>
-                  <w:rStyle w:val="Hyperlink"/>
-                  <w:rFonts w:ascii="Arial" w:hAnsi="Arial" w:cs="Arial"/>
-                  <w:color w:val="000000" w:themeColor="text1"/>
-                  <w:sz w:val="21"/>
-                  <w:szCs w:val="21"/>
-                  <w:bdr w:val="single" w:sz="2" w:space="0" w:color="auto" w:frame="1"/>
-                  <w:shd w:val="clear" w:color="auto" w:fill="FFFFFF" w:themeFill="background1"/>
-                </w:rPr>
-                <w:t>alcides OTA</w:t>
-              </w:r>
-            </w:hyperlink>
+            <w:proofErr w:type="spellStart"/>
+            <w:r>
+              <w:fldChar w:fldCharType="begin"/>
+            </w:r>
+            <w:r>
+              <w:instrText xml:space="preserve"> HYPERLINK "https://www.flickr.com/photos/41032277@N07" </w:instrText>
+            </w:r>
+            <w:r>
+              <w:fldChar w:fldCharType="separate"/>
+            </w:r>
+            <w:r>
+              <w:rPr>
+                <w:rStyle w:val="Hyperlink"/>
+                <w:rFonts w:ascii="Arial" w:hAnsi="Arial" w:cs="Arial"/>
+                <w:color w:val="000000" w:themeColor="text1"/>
+                <w:sz w:val="21"/>
+                <w:szCs w:val="21"/>
+                <w:bdr w:val="single" w:sz="2" w:space="0" w:color="auto" w:frame="1"/>
+                <w:shd w:val="clear" w:color="auto" w:fill="FFFFFF" w:themeFill="background1"/>
+              </w:rPr>
+              <w:t>alcides</w:t>
+            </w:r>
+            <w:proofErr w:type="spellEnd"/>
+            <w:r>
+              <w:rPr>
+                <w:rStyle w:val="Hyperlink"/>
+                <w:rFonts w:ascii="Arial" w:hAnsi="Arial" w:cs="Arial"/>
+                <w:color w:val="000000" w:themeColor="text1"/>
+                <w:sz w:val="21"/>
+                <w:szCs w:val="21"/>
+                <w:bdr w:val="single" w:sz="2" w:space="0" w:color="auto" w:frame="1"/>
+                <w:shd w:val="clear" w:color="auto" w:fill="FFFFFF" w:themeFill="background1"/>
+              </w:rPr>
+              <w:t xml:space="preserve"> OTA</w:t>
+            </w:r>
+            <w:r>
+              <w:rPr>
+                <w:rStyle w:val="Hyperlink"/>
+                <w:rFonts w:ascii="Arial" w:hAnsi="Arial" w:cs="Arial"/>
+                <w:color w:val="000000" w:themeColor="text1"/>
+                <w:sz w:val="21"/>
+                <w:szCs w:val="21"/>
+                <w:bdr w:val="single" w:sz="2" w:space="0" w:color="auto" w:frame="1"/>
+                <w:shd w:val="clear" w:color="auto" w:fill="FFFFFF" w:themeFill="background1"/>
+              </w:rPr>
+              <w:fldChar w:fldCharType="end"/>
+            </w:r>
             <w:r>
               <w:rPr>
                 <w:rFonts w:ascii="Arial" w:hAnsi="Arial" w:cs="Arial"/>
@@ -4229,7 +4618,7 @@
               </w:rPr>
               <w:t> </w:t>
             </w:r>
-            <w:hyperlink r:id="rId13" w:history="1">
+            <w:hyperlink r:id="rId12" w:history="1">
               <w:r>
                 <w:rPr>
                   <w:rStyle w:val="Hyperlink"/>
@@ -4501,7 +4890,7 @@
                 <w:rFonts w:ascii="Calibri" w:eastAsia="Calibri" w:hAnsi="Calibri" w:cs="Calibri"/>
               </w:rPr>
             </w:pPr>
-            <w:hyperlink r:id="rId14" w:history="1">
+            <w:hyperlink r:id="rId13" w:history="1">
               <w:r>
                 <w:rPr>
                   <w:rStyle w:val="Hyperlink"/>
@@ -4823,6 +5212,101 @@
               </w:rPr>
               <w:t>"</w:t>
             </w:r>
+            <w:hyperlink r:id="rId14" w:history="1">
+              <w:r>
+                <w:rPr>
+                  <w:rStyle w:val="Hyperlink"/>
+                  <w:rFonts w:ascii="Arial" w:hAnsi="Arial" w:cs="Arial"/>
+                  <w:color w:val="000000" w:themeColor="text1"/>
+                  <w:sz w:val="21"/>
+                  <w:szCs w:val="21"/>
+                  <w:bdr w:val="single" w:sz="2" w:space="0" w:color="auto" w:frame="1"/>
+                  <w:shd w:val="clear" w:color="auto" w:fill="FFFFFF" w:themeFill="background1"/>
+                </w:rPr>
+                <w:t xml:space="preserve">Czardas de </w:t>
+              </w:r>
+              <w:proofErr w:type="spellStart"/>
+              <w:r>
+                <w:rPr>
+                  <w:rStyle w:val="Hyperlink"/>
+                  <w:rFonts w:ascii="Arial" w:hAnsi="Arial" w:cs="Arial"/>
+                  <w:color w:val="000000" w:themeColor="text1"/>
+                  <w:sz w:val="21"/>
+                  <w:szCs w:val="21"/>
+                  <w:bdr w:val="single" w:sz="2" w:space="0" w:color="auto" w:frame="1"/>
+                  <w:shd w:val="clear" w:color="auto" w:fill="FFFFFF" w:themeFill="background1"/>
+                </w:rPr>
+                <w:t>Monti</w:t>
+              </w:r>
+              <w:proofErr w:type="spellEnd"/>
+            </w:hyperlink>
+            <w:r>
+              <w:rPr>
+                <w:rFonts w:ascii="Arial" w:hAnsi="Arial" w:cs="Arial"/>
+                <w:color w:val="000000" w:themeColor="text1"/>
+                <w:sz w:val="21"/>
+                <w:szCs w:val="21"/>
+                <w:shd w:val="clear" w:color="auto" w:fill="FFFFFF" w:themeFill="background1"/>
+              </w:rPr>
+              <w:t>" de </w:t>
+            </w:r>
+            <w:proofErr w:type="spellStart"/>
+            <w:r>
+              <w:fldChar w:fldCharType="begin"/>
+            </w:r>
+            <w:r>
+              <w:instrText xml:space="preserve"> HYPERLINK "https://www.jamendo.com/artist/370635/art'amiss_trio" </w:instrText>
+            </w:r>
+            <w:r>
+              <w:fldChar w:fldCharType="separate"/>
+            </w:r>
+            <w:r>
+              <w:rPr>
+                <w:rStyle w:val="Hyperlink"/>
+                <w:rFonts w:ascii="Arial" w:hAnsi="Arial" w:cs="Arial"/>
+                <w:color w:val="000000" w:themeColor="text1"/>
+                <w:sz w:val="21"/>
+                <w:szCs w:val="21"/>
+                <w:bdr w:val="single" w:sz="2" w:space="0" w:color="auto" w:frame="1"/>
+                <w:shd w:val="clear" w:color="auto" w:fill="FFFFFF" w:themeFill="background1"/>
+              </w:rPr>
+              <w:t>art'amiss</w:t>
+            </w:r>
+            <w:proofErr w:type="spellEnd"/>
+            <w:r>
+              <w:rPr>
+                <w:rStyle w:val="Hyperlink"/>
+                <w:rFonts w:ascii="Arial" w:hAnsi="Arial" w:cs="Arial"/>
+                <w:color w:val="000000" w:themeColor="text1"/>
+                <w:sz w:val="21"/>
+                <w:szCs w:val="21"/>
+                <w:bdr w:val="single" w:sz="2" w:space="0" w:color="auto" w:frame="1"/>
+                <w:shd w:val="clear" w:color="auto" w:fill="FFFFFF" w:themeFill="background1"/>
+              </w:rPr>
+              <w:t xml:space="preserve"> trio</w:t>
+            </w:r>
+            <w:r>
+              <w:rPr>
+                <w:rStyle w:val="Hyperlink"/>
+                <w:rFonts w:ascii="Arial" w:hAnsi="Arial" w:cs="Arial"/>
+                <w:color w:val="000000" w:themeColor="text1"/>
+                <w:sz w:val="21"/>
+                <w:szCs w:val="21"/>
+                <w:bdr w:val="single" w:sz="2" w:space="0" w:color="auto" w:frame="1"/>
+                <w:shd w:val="clear" w:color="auto" w:fill="FFFFFF" w:themeFill="background1"/>
+              </w:rPr>
+              <w:fldChar w:fldCharType="end"/>
+            </w:r>
+            <w:r>
+              <w:rPr>
+                <w:rFonts w:ascii="Arial" w:hAnsi="Arial" w:cs="Arial"/>
+                <w:color w:val="000000" w:themeColor="text1"/>
+                <w:sz w:val="21"/>
+                <w:szCs w:val="21"/>
+                <w:shd w:val="clear" w:color="auto" w:fill="FFFFFF" w:themeFill="background1"/>
+              </w:rPr>
+              <w:t> está licenciado sob </w:t>
+            </w:r>
             <w:hyperlink r:id="rId15" w:history="1">
               <w:r>
                 <w:rPr>
@@ -4834,7 +5318,7 @@
                   <w:bdr w:val="single" w:sz="2" w:space="0" w:color="auto" w:frame="1"/>
                   <w:shd w:val="clear" w:color="auto" w:fill="FFFFFF" w:themeFill="background1"/>
                 </w:rPr>
-                <w:t>Czardas de Monti</w:t>
+                <w:t>CC BY-NC-ND 2.0</w:t>
               </w:r>
             </w:hyperlink>
             <w:r>
@@ -4843,9 +5327,117 @@
                 <w:color w:val="000000" w:themeColor="text1"/>
                 <w:sz w:val="21"/>
                 <w:szCs w:val="21"/>
-                <w:shd w:val="clear" w:color="auto" w:fill="FFFFFF" w:themeFill="background1"/>
-              </w:rPr>
-              <w:t>" de </w:t>
+                <w:shd w:val="clear" w:color="auto" w:fill="0D0D0D"/>
+              </w:rPr>
+              <w:t>.</w:t>
+            </w:r>
+          </w:p>
+          <w:p>
+            <w:pPr>
+              <w:spacing w:before="36" w:after="36" w:line="360" w:lineRule="auto"/>
+              <w:rPr>
+                <w:rFonts w:ascii="Calibri" w:eastAsia="Calibri" w:hAnsi="Calibri" w:cs="Calibri"/>
+              </w:rPr>
+            </w:pPr>
+          </w:p>
+          <w:p>
+            <w:pPr>
+              <w:spacing w:before="36" w:after="36" w:line="360" w:lineRule="auto"/>
+              <w:rPr>
+                <w:rFonts w:ascii="Calibri" w:eastAsia="Calibri" w:hAnsi="Calibri" w:cs="Calibri"/>
+              </w:rPr>
+            </w:pPr>
+          </w:p>
+          <w:p>
+            <w:pPr>
+              <w:spacing w:before="36" w:after="36" w:line="360" w:lineRule="auto"/>
+              <w:rPr>
+                <w:rFonts w:ascii="Calibri" w:eastAsia="Calibri" w:hAnsi="Calibri" w:cs="Calibri"/>
+              </w:rPr>
+            </w:pPr>
+          </w:p>
+        </w:tc>
+      </w:tr>
+      <w:tr>
+        <w:trPr>
+          <w:trHeight w:val="1"/>
+        </w:trPr>
+        <w:tc>
+          <w:tcPr>
+            <w:tcW w:w="3258" w:type="dxa"/>
+            <w:tcBorders>
+              <w:top w:val="single" w:sz="0" w:space="0" w:color="000000"/>
+              <w:left w:val="single" w:sz="0" w:space="0" w:color="000000"/>
+              <w:bottom w:val="single" w:sz="0" w:space="0" w:color="000000"/>
+              <w:right w:val="single" w:sz="0" w:space="0" w:color="000000"/>
+            </w:tcBorders>
+            <w:shd w:val="clear" w:color="000000" w:fill="FFFFFF"/>
+            <w:tcMar>
+              <w:left w:w="108" w:type="dxa"/>
+              <w:right w:w="108" w:type="dxa"/>
+            </w:tcMar>
+          </w:tcPr>
+          <w:p>
+            <w:pPr>
+              <w:spacing w:before="36" w:after="36" w:line="360" w:lineRule="auto"/>
+            </w:pPr>
+            <w:r>
+              <w:rPr>
+                <w:rFonts w:ascii="Arial" w:eastAsia="Arial" w:hAnsi="Arial" w:cs="Arial"/>
+                <w:sz w:val="24"/>
+              </w:rPr>
+              <w:t>Nome</w:t>
+            </w:r>
+          </w:p>
+        </w:tc>
+        <w:tc>
+          <w:tcPr>
+            <w:tcW w:w="5212" w:type="dxa"/>
+            <w:tcBorders>
+              <w:top w:val="single" w:sz="0" w:space="0" w:color="000000"/>
+              <w:left w:val="single" w:sz="0" w:space="0" w:color="000000"/>
+              <w:bottom w:val="single" w:sz="0" w:space="0" w:color="000000"/>
+              <w:right w:val="single" w:sz="0" w:space="0" w:color="000000"/>
+            </w:tcBorders>
+            <w:shd w:val="clear" w:color="000000" w:fill="FFFFFF"/>
+            <w:tcMar>
+              <w:left w:w="108" w:type="dxa"/>
+              <w:right w:w="108" w:type="dxa"/>
+            </w:tcMar>
+          </w:tcPr>
+          <w:p>
+            <w:pPr>
+              <w:spacing w:before="36" w:after="36" w:line="360" w:lineRule="auto"/>
+              <w:rPr>
+                <w:rFonts w:ascii="Calibri" w:eastAsia="Calibri" w:hAnsi="Calibri" w:cs="Calibri"/>
+                <w:color w:val="FFFFFF" w:themeColor="background1"/>
+              </w:rPr>
+            </w:pPr>
+            <w:r>
+              <w:rPr>
+                <w:rFonts w:ascii="Arial" w:hAnsi="Arial" w:cs="Arial"/>
+                <w:color w:val="FFFFFF" w:themeColor="background1"/>
+                <w:sz w:val="21"/>
+                <w:szCs w:val="21"/>
+              </w:rPr>
+              <w:t>"</w:t>
+            </w:r>
+            <w:r>
+              <w:rPr>
+                <w:rFonts w:ascii="Calibri" w:eastAsia="Calibri" w:hAnsi="Calibri" w:cs="Calibri"/>
+                <w:color w:val="FFFFFF" w:themeColor="background1"/>
+              </w:rPr>
+              <w:t xml:space="preserve"> </w:t>
+            </w:r>
+            <w:r>
+              <w:rPr>
+                <w:rFonts w:ascii="Arial" w:hAnsi="Arial" w:cs="Arial"/>
+                <w:color w:val="FFFFFF" w:themeColor="background1"/>
+                <w:sz w:val="21"/>
+                <w:szCs w:val="21"/>
+                <w:shd w:val="clear" w:color="auto" w:fill="0D0D0D"/>
+              </w:rPr>
+              <w:t>"</w:t>
             </w:r>
             <w:hyperlink r:id="rId16" w:history="1">
               <w:r>
@@ -4858,8 +5450,22 @@
                   <w:bdr w:val="single" w:sz="2" w:space="0" w:color="auto" w:frame="1"/>
                   <w:shd w:val="clear" w:color="auto" w:fill="FFFFFF" w:themeFill="background1"/>
                 </w:rPr>
-                <w:t>art'amiss trio</w:t>
+                <w:t xml:space="preserve">Czardas de </w:t>
               </w:r>
+              <w:proofErr w:type="spellStart"/>
+              <w:r>
+                <w:rPr>
+                  <w:rStyle w:val="Hyperlink"/>
+                  <w:rFonts w:ascii="Arial" w:hAnsi="Arial" w:cs="Arial"/>
+                  <w:color w:val="000000" w:themeColor="text1"/>
+                  <w:sz w:val="21"/>
+                  <w:szCs w:val="21"/>
+                  <w:bdr w:val="single" w:sz="2" w:space="0" w:color="auto" w:frame="1"/>
+                  <w:shd w:val="clear" w:color="auto" w:fill="FFFFFF" w:themeFill="background1"/>
+                </w:rPr>
+                <w:t>Monti</w:t>
+              </w:r>
+              <w:proofErr w:type="spellEnd"/>
             </w:hyperlink>
             <w:r>
               <w:rPr>
@@ -4869,7 +5475,272 @@
                 <w:szCs w:val="21"/>
                 <w:shd w:val="clear" w:color="auto" w:fill="FFFFFF" w:themeFill="background1"/>
               </w:rPr>
-              <w:t> está licenciado sob </w:t>
+              <w:t>"</w:t>
+            </w:r>
+          </w:p>
+        </w:tc>
+      </w:tr>
+      <w:tr>
+        <w:trPr>
+          <w:trHeight w:val="1"/>
+        </w:trPr>
+        <w:tc>
+          <w:tcPr>
+            <w:tcW w:w="3258" w:type="dxa"/>
+            <w:tcBorders>
+              <w:top w:val="single" w:sz="0" w:space="0" w:color="000000"/>
+              <w:left w:val="single" w:sz="0" w:space="0" w:color="000000"/>
+              <w:bottom w:val="single" w:sz="0" w:space="0" w:color="000000"/>
+              <w:right w:val="single" w:sz="0" w:space="0" w:color="000000"/>
+            </w:tcBorders>
+            <w:shd w:val="clear" w:color="000000" w:fill="FFFFFF"/>
+            <w:tcMar>
+              <w:left w:w="108" w:type="dxa"/>
+              <w:right w:w="108" w:type="dxa"/>
+            </w:tcMar>
+          </w:tcPr>
+          <w:p>
+            <w:pPr>
+              <w:spacing w:before="36" w:after="36" w:line="360" w:lineRule="auto"/>
+            </w:pPr>
+            <w:r>
+              <w:rPr>
+                <w:rFonts w:ascii="Arial" w:eastAsia="Arial" w:hAnsi="Arial" w:cs="Arial"/>
+                <w:sz w:val="24"/>
+              </w:rPr>
+              <w:t>Autor</w:t>
+            </w:r>
+          </w:p>
+        </w:tc>
+        <w:tc>
+          <w:tcPr>
+            <w:tcW w:w="5212" w:type="dxa"/>
+            <w:tcBorders>
+              <w:top w:val="single" w:sz="0" w:space="0" w:color="000000"/>
+              <w:left w:val="single" w:sz="0" w:space="0" w:color="000000"/>
+              <w:bottom w:val="single" w:sz="0" w:space="0" w:color="000000"/>
+              <w:right w:val="single" w:sz="0" w:space="0" w:color="000000"/>
+            </w:tcBorders>
+            <w:shd w:val="clear" w:color="000000" w:fill="FFFFFF"/>
+            <w:tcMar>
+              <w:left w:w="108" w:type="dxa"/>
+              <w:right w:w="108" w:type="dxa"/>
+            </w:tcMar>
+          </w:tcPr>
+          <w:p>
+            <w:pPr>
+              <w:spacing w:before="36" w:after="36" w:line="360" w:lineRule="auto"/>
+              <w:rPr>
+                <w:rFonts w:ascii="Calibri" w:eastAsia="Calibri" w:hAnsi="Calibri" w:cs="Calibri"/>
+                <w:color w:val="000000" w:themeColor="text1"/>
+              </w:rPr>
+            </w:pPr>
+            <w:r>
+              <w:rPr>
+                <w:rFonts w:ascii="Arial" w:hAnsi="Arial" w:cs="Arial"/>
+                <w:color w:val="000000" w:themeColor="text1"/>
+                <w:sz w:val="21"/>
+                <w:szCs w:val="21"/>
+              </w:rPr>
+              <w:t> </w:t>
+            </w:r>
+            <w:r>
+              <w:rPr>
+                <w:rFonts w:ascii="Arial" w:hAnsi="Arial" w:cs="Arial"/>
+                <w:color w:val="F7F7F7"/>
+                <w:sz w:val="21"/>
+                <w:szCs w:val="21"/>
+                <w:shd w:val="clear" w:color="auto" w:fill="0D0D0D"/>
+              </w:rPr>
+              <w:t> </w:t>
+            </w:r>
+            <w:proofErr w:type="spellStart"/>
+            <w:r>
+              <w:fldChar w:fldCharType="begin"/>
+            </w:r>
+            <w:r>
+              <w:instrText xml:space="preserve"> HYPERLINK "https://www.jamendo.com/artist/370635/art'amiss_trio" </w:instrText>
+            </w:r>
+            <w:r>
+              <w:fldChar w:fldCharType="separate"/>
+            </w:r>
+            <w:r>
+              <w:rPr>
+                <w:rStyle w:val="Hyperlink"/>
+                <w:rFonts w:ascii="Arial" w:hAnsi="Arial" w:cs="Arial"/>
+                <w:color w:val="000000" w:themeColor="text1"/>
+                <w:sz w:val="21"/>
+                <w:szCs w:val="21"/>
+                <w:bdr w:val="single" w:sz="2" w:space="0" w:color="auto" w:frame="1"/>
+                <w:shd w:val="clear" w:color="auto" w:fill="FFFFFF" w:themeFill="background1"/>
+              </w:rPr>
+              <w:t>art'amiss</w:t>
+            </w:r>
+            <w:proofErr w:type="spellEnd"/>
+            <w:r>
+              <w:rPr>
+                <w:rStyle w:val="Hyperlink"/>
+                <w:rFonts w:ascii="Arial" w:hAnsi="Arial" w:cs="Arial"/>
+                <w:color w:val="000000" w:themeColor="text1"/>
+                <w:sz w:val="21"/>
+                <w:szCs w:val="21"/>
+                <w:bdr w:val="single" w:sz="2" w:space="0" w:color="auto" w:frame="1"/>
+                <w:shd w:val="clear" w:color="auto" w:fill="FFFFFF" w:themeFill="background1"/>
+              </w:rPr>
+              <w:t xml:space="preserve"> trio</w:t>
+            </w:r>
+            <w:r>
+              <w:rPr>
+                <w:rStyle w:val="Hyperlink"/>
+                <w:rFonts w:ascii="Arial" w:hAnsi="Arial" w:cs="Arial"/>
+                <w:color w:val="000000" w:themeColor="text1"/>
+                <w:sz w:val="21"/>
+                <w:szCs w:val="21"/>
+                <w:bdr w:val="single" w:sz="2" w:space="0" w:color="auto" w:frame="1"/>
+                <w:shd w:val="clear" w:color="auto" w:fill="FFFFFF" w:themeFill="background1"/>
+              </w:rPr>
+              <w:fldChar w:fldCharType="end"/>
+            </w:r>
+            <w:r>
+              <w:rPr>
+                <w:rFonts w:ascii="Arial" w:hAnsi="Arial" w:cs="Arial"/>
+                <w:color w:val="000000" w:themeColor="text1"/>
+                <w:sz w:val="21"/>
+                <w:szCs w:val="21"/>
+                <w:shd w:val="clear" w:color="auto" w:fill="0D0D0D"/>
+              </w:rPr>
+              <w:t> </w:t>
+            </w:r>
+          </w:p>
+        </w:tc>
+      </w:tr>
+      <w:tr>
+        <w:trPr>
+          <w:trHeight w:val="1"/>
+        </w:trPr>
+        <w:tc>
+          <w:tcPr>
+            <w:tcW w:w="3258" w:type="dxa"/>
+            <w:tcBorders>
+              <w:top w:val="single" w:sz="0" w:space="0" w:color="000000"/>
+              <w:left w:val="single" w:sz="0" w:space="0" w:color="000000"/>
+              <w:bottom w:val="single" w:sz="0" w:space="0" w:color="000000"/>
+              <w:right w:val="single" w:sz="0" w:space="0" w:color="000000"/>
+            </w:tcBorders>
+            <w:shd w:val="clear" w:color="000000" w:fill="FFFFFF"/>
+            <w:tcMar>
+              <w:left w:w="108" w:type="dxa"/>
+              <w:right w:w="108" w:type="dxa"/>
+            </w:tcMar>
+          </w:tcPr>
+          <w:p>
+            <w:pPr>
+              <w:spacing w:before="36" w:after="36" w:line="360" w:lineRule="auto"/>
+            </w:pPr>
+            <w:r>
+              <w:rPr>
+                <w:rFonts w:ascii="Arial" w:eastAsia="Arial" w:hAnsi="Arial" w:cs="Arial"/>
+                <w:sz w:val="24"/>
+              </w:rPr>
+              <w:t>Site onde encontrou</w:t>
+            </w:r>
+          </w:p>
+        </w:tc>
+        <w:tc>
+          <w:tcPr>
+            <w:tcW w:w="5212" w:type="dxa"/>
+            <w:tcBorders>
+              <w:top w:val="single" w:sz="0" w:space="0" w:color="000000"/>
+              <w:left w:val="single" w:sz="0" w:space="0" w:color="000000"/>
+              <w:bottom w:val="single" w:sz="0" w:space="0" w:color="000000"/>
+              <w:right w:val="single" w:sz="0" w:space="0" w:color="000000"/>
+            </w:tcBorders>
+            <w:shd w:val="clear" w:color="000000" w:fill="FFFFFF"/>
+            <w:tcMar>
+              <w:left w:w="108" w:type="dxa"/>
+              <w:right w:w="108" w:type="dxa"/>
+            </w:tcMar>
+          </w:tcPr>
+          <w:p>
+            <w:pPr>
+              <w:spacing w:before="36" w:after="36" w:line="360" w:lineRule="auto"/>
+              <w:rPr>
+                <w:rFonts w:ascii="Calibri" w:eastAsia="Calibri" w:hAnsi="Calibri" w:cs="Calibri"/>
+              </w:rPr>
+            </w:pPr>
+            <w:r>
+              <w:rPr>
+                <w:rFonts w:ascii="Calibri" w:eastAsia="Calibri" w:hAnsi="Calibri" w:cs="Calibri"/>
+              </w:rPr>
+              <w:t>https://openverse.org/</w:t>
+            </w:r>
+          </w:p>
+        </w:tc>
+      </w:tr>
+      <w:tr>
+        <w:trPr>
+          <w:trHeight w:val="1"/>
+        </w:trPr>
+        <w:tc>
+          <w:tcPr>
+            <w:tcW w:w="3258" w:type="dxa"/>
+            <w:tcBorders>
+              <w:top w:val="single" w:sz="0" w:space="0" w:color="000000"/>
+              <w:left w:val="single" w:sz="0" w:space="0" w:color="000000"/>
+              <w:bottom w:val="single" w:sz="0" w:space="0" w:color="000000"/>
+              <w:right w:val="single" w:sz="0" w:space="0" w:color="000000"/>
+            </w:tcBorders>
+            <w:shd w:val="clear" w:color="000000" w:fill="FFFFFF"/>
+            <w:tcMar>
+              <w:left w:w="108" w:type="dxa"/>
+              <w:right w:w="108" w:type="dxa"/>
+            </w:tcMar>
+          </w:tcPr>
+          <w:p>
+            <w:pPr>
+              <w:spacing w:before="36" w:after="36" w:line="360" w:lineRule="auto"/>
+            </w:pPr>
+            <w:r>
+              <w:rPr>
+                <w:rFonts w:ascii="Arial" w:eastAsia="Arial" w:hAnsi="Arial" w:cs="Arial"/>
+                <w:sz w:val="24"/>
+              </w:rPr>
+              <w:t>Licença</w:t>
+            </w:r>
+          </w:p>
+        </w:tc>
+        <w:tc>
+          <w:tcPr>
+            <w:tcW w:w="5212" w:type="dxa"/>
+            <w:tcBorders>
+              <w:top w:val="single" w:sz="0" w:space="0" w:color="000000"/>
+              <w:left w:val="single" w:sz="0" w:space="0" w:color="000000"/>
+              <w:bottom w:val="single" w:sz="0" w:space="0" w:color="000000"/>
+              <w:right w:val="single" w:sz="0" w:space="0" w:color="000000"/>
+            </w:tcBorders>
+            <w:shd w:val="clear" w:color="auto" w:fill="FFFFFF" w:themeFill="background1"/>
+            <w:tcMar>
+              <w:left w:w="108" w:type="dxa"/>
+              <w:right w:w="108" w:type="dxa"/>
+            </w:tcMar>
+          </w:tcPr>
+          <w:p>
+            <w:pPr>
+              <w:spacing w:before="36" w:after="36" w:line="360" w:lineRule="auto"/>
+              <w:rPr>
+                <w:rFonts w:ascii="Calibri" w:eastAsia="Calibri" w:hAnsi="Calibri" w:cs="Calibri"/>
+                <w:color w:val="000000" w:themeColor="text1"/>
+              </w:rPr>
+            </w:pPr>
+            <w:r>
+              <w:rPr>
+                <w:rFonts w:ascii="Arial" w:hAnsi="Arial" w:cs="Arial"/>
+                <w:color w:val="F7F7F7"/>
+                <w:sz w:val="21"/>
+                <w:szCs w:val="21"/>
+                <w:shd w:val="clear" w:color="auto" w:fill="0D0D0D"/>
+              </w:rPr>
+              <w:t> </w:t>
             </w:r>
             <w:hyperlink r:id="rId17" w:history="1">
               <w:r>
@@ -4891,34 +5762,10 @@
                 <w:color w:val="000000" w:themeColor="text1"/>
                 <w:sz w:val="21"/>
                 <w:szCs w:val="21"/>
-                <w:shd w:val="clear" w:color="auto" w:fill="0D0D0D"/>
+                <w:shd w:val="clear" w:color="auto" w:fill="FFFFFF" w:themeFill="background1"/>
               </w:rPr>
               <w:t>.</w:t>
             </w:r>
-          </w:p>
-          <w:p>
-            <w:pPr>
-              <w:spacing w:before="36" w:after="36" w:line="360" w:lineRule="auto"/>
-              <w:rPr>
-                <w:rFonts w:ascii="Calibri" w:eastAsia="Calibri" w:hAnsi="Calibri" w:cs="Calibri"/>
-              </w:rPr>
-            </w:pPr>
-          </w:p>
-          <w:p>
-            <w:pPr>
-              <w:spacing w:before="36" w:after="36" w:line="360" w:lineRule="auto"/>
-              <w:rPr>
-                <w:rFonts w:ascii="Calibri" w:eastAsia="Calibri" w:hAnsi="Calibri" w:cs="Calibri"/>
-              </w:rPr>
-            </w:pPr>
-          </w:p>
-          <w:p>
-            <w:pPr>
-              <w:spacing w:before="36" w:after="36" w:line="360" w:lineRule="auto"/>
-              <w:rPr>
-                <w:rFonts w:ascii="Calibri" w:eastAsia="Calibri" w:hAnsi="Calibri" w:cs="Calibri"/>
-              </w:rPr>
-            </w:pPr>
           </w:p>
         </w:tc>
       </w:tr>
@@ -4950,7 +5797,7 @@
                 <w:rFonts w:ascii="Arial" w:eastAsia="Arial" w:hAnsi="Arial" w:cs="Arial"/>
                 <w:sz w:val="24"/>
               </w:rPr>
-              <w:t>Nome</w:t>
+              <w:t>Permite uso comercial?</w:t>
             </w:r>
           </w:p>
         </w:tc>
@@ -4963,7 +5810,7 @@
               <w:bottom w:val="single" w:sz="0" w:space="0" w:color="000000"/>
               <w:right w:val="single" w:sz="0" w:space="0" w:color="000000"/>
             </w:tcBorders>
-            <w:shd w:val="clear" w:color="000000" w:fill="FFFFFF"/>
+            <w:shd w:val="clear" w:color="auto" w:fill="FFFFFF" w:themeFill="background1"/>
             <w:tcMar>
               <w:left w:w="108" w:type="dxa"/>
               <w:right w:w="108" w:type="dxa"/>
@@ -4974,58 +5821,15 @@
               <w:spacing w:before="36" w:after="36" w:line="360" w:lineRule="auto"/>
               <w:rPr>
                 <w:rFonts w:ascii="Calibri" w:eastAsia="Calibri" w:hAnsi="Calibri" w:cs="Calibri"/>
-                <w:color w:val="FFFFFF" w:themeColor="background1"/>
-              </w:rPr>
-            </w:pPr>
-            <w:r>
-              <w:rPr>
-                <w:rFonts w:ascii="Arial" w:hAnsi="Arial" w:cs="Arial"/>
-                <w:color w:val="FFFFFF" w:themeColor="background1"/>
-                <w:sz w:val="21"/>
-                <w:szCs w:val="21"/>
-              </w:rPr>
-              <w:t>"</w:t>
-            </w:r>
+                <w:color w:val="000000" w:themeColor="text1"/>
+              </w:rPr>
+            </w:pPr>
             <w:r>
               <w:rPr>
                 <w:rFonts w:ascii="Calibri" w:eastAsia="Calibri" w:hAnsi="Calibri" w:cs="Calibri"/>
-                <w:color w:val="FFFFFF" w:themeColor="background1"/>
-              </w:rPr>
-              <w:t xml:space="preserve"> </w:t>
-            </w:r>
-            <w:r>
-              <w:rPr>
-                <w:rFonts w:ascii="Arial" w:hAnsi="Arial" w:cs="Arial"/>
-                <w:color w:val="FFFFFF" w:themeColor="background1"/>
-                <w:sz w:val="21"/>
-                <w:szCs w:val="21"/>
-                <w:shd w:val="clear" w:color="auto" w:fill="0D0D0D"/>
-              </w:rPr>
-              <w:t>"</w:t>
-            </w:r>
-            <w:hyperlink r:id="rId18" w:history="1">
-              <w:r>
-                <w:rPr>
-                  <w:rStyle w:val="Hyperlink"/>
-                  <w:rFonts w:ascii="Arial" w:hAnsi="Arial" w:cs="Arial"/>
-                  <w:color w:val="000000" w:themeColor="text1"/>
-                  <w:sz w:val="21"/>
-                  <w:szCs w:val="21"/>
-                  <w:bdr w:val="single" w:sz="2" w:space="0" w:color="auto" w:frame="1"/>
-                  <w:shd w:val="clear" w:color="auto" w:fill="FFFFFF" w:themeFill="background1"/>
-                </w:rPr>
-                <w:t>Czardas de Monti</w:t>
-              </w:r>
-            </w:hyperlink>
-            <w:r>
-              <w:rPr>
-                <w:rFonts w:ascii="Arial" w:hAnsi="Arial" w:cs="Arial"/>
                 <w:color w:val="000000" w:themeColor="text1"/>
-                <w:sz w:val="21"/>
-                <w:szCs w:val="21"/>
-                <w:shd w:val="clear" w:color="auto" w:fill="FFFFFF" w:themeFill="background1"/>
-              </w:rPr>
-              <w:t>"</w:t>
+              </w:rPr>
+              <w:t>Não</w:t>
             </w:r>
           </w:p>
         </w:tc>
@@ -5058,7 +5862,7 @@
                 <w:rFonts w:ascii="Arial" w:eastAsia="Arial" w:hAnsi="Arial" w:cs="Arial"/>
                 <w:sz w:val="24"/>
               </w:rPr>
-              <w:t>Autor</w:t>
+              <w:t>Permite alteração?</w:t>
             </w:r>
           </w:p>
         </w:tc>
@@ -5082,51 +5886,13 @@
               <w:spacing w:before="36" w:after="36" w:line="360" w:lineRule="auto"/>
               <w:rPr>
                 <w:rFonts w:ascii="Calibri" w:eastAsia="Calibri" w:hAnsi="Calibri" w:cs="Calibri"/>
-                <w:color w:val="000000" w:themeColor="text1"/>
-              </w:rPr>
-            </w:pPr>
-            <w:r>
-              <w:rPr>
-                <w:rFonts w:ascii="Arial" w:hAnsi="Arial" w:cs="Arial"/>
-                <w:color w:val="000000" w:themeColor="text1"/>
-                <w:sz w:val="21"/>
-                <w:szCs w:val="21"/>
-              </w:rPr>
-              <w:t> </w:t>
-            </w:r>
-            <w:r>
-              <w:rPr>
-                <w:rFonts w:ascii="Arial" w:hAnsi="Arial" w:cs="Arial"/>
-                <w:color w:val="F7F7F7"/>
-                <w:sz w:val="21"/>
-                <w:szCs w:val="21"/>
-                <w:shd w:val="clear" w:color="auto" w:fill="0D0D0D"/>
-              </w:rPr>
-              <w:t> </w:t>
-            </w:r>
-            <w:hyperlink r:id="rId19" w:history="1">
-              <w:r>
-                <w:rPr>
-                  <w:rStyle w:val="Hyperlink"/>
-                  <w:rFonts w:ascii="Arial" w:hAnsi="Arial" w:cs="Arial"/>
-                  <w:color w:val="000000" w:themeColor="text1"/>
-                  <w:sz w:val="21"/>
-                  <w:szCs w:val="21"/>
-                  <w:bdr w:val="single" w:sz="2" w:space="0" w:color="auto" w:frame="1"/>
-                  <w:shd w:val="clear" w:color="auto" w:fill="FFFFFF" w:themeFill="background1"/>
-                </w:rPr>
-                <w:t>art'amiss trio</w:t>
-              </w:r>
-            </w:hyperlink>
-            <w:r>
-              <w:rPr>
-                <w:rFonts w:ascii="Arial" w:hAnsi="Arial" w:cs="Arial"/>
-                <w:color w:val="000000" w:themeColor="text1"/>
-                <w:sz w:val="21"/>
-                <w:szCs w:val="21"/>
-                <w:shd w:val="clear" w:color="auto" w:fill="0D0D0D"/>
-              </w:rPr>
-              <w:t> </w:t>
+              </w:rPr>
+            </w:pPr>
+            <w:r>
+              <w:rPr>
+                <w:rFonts w:ascii="Calibri" w:eastAsia="Calibri" w:hAnsi="Calibri" w:cs="Calibri"/>
+              </w:rPr>
+              <w:t>Não</w:t>
             </w:r>
           </w:p>
         </w:tc>
@@ -5159,7 +5925,7 @@
                 <w:rFonts w:ascii="Arial" w:eastAsia="Arial" w:hAnsi="Arial" w:cs="Arial"/>
                 <w:sz w:val="24"/>
               </w:rPr>
-              <w:t>Site onde encontrou</w:t>
+              <w:t>Precisa dar crédito?</w:t>
             </w:r>
           </w:p>
         </w:tc>
@@ -5189,7 +5955,7 @@
               <w:rPr>
                 <w:rFonts w:ascii="Calibri" w:eastAsia="Calibri" w:hAnsi="Calibri" w:cs="Calibri"/>
               </w:rPr>
-              <w:t>https://openverse.org/</w:t>
+              <w:t>Sim</w:t>
             </w:r>
           </w:p>
         </w:tc>
@@ -5222,7 +5988,7 @@
                 <w:rFonts w:ascii="Arial" w:eastAsia="Arial" w:hAnsi="Arial" w:cs="Arial"/>
                 <w:sz w:val="24"/>
               </w:rPr>
-              <w:t>Licença</w:t>
+              <w:t>Link da licença</w:t>
             </w:r>
           </w:p>
         </w:tc>
@@ -5235,7 +6001,7 @@
               <w:bottom w:val="single" w:sz="0" w:space="0" w:color="000000"/>
               <w:right w:val="single" w:sz="0" w:space="0" w:color="000000"/>
             </w:tcBorders>
-            <w:shd w:val="clear" w:color="auto" w:fill="FFFFFF" w:themeFill="background1"/>
+            <w:shd w:val="clear" w:color="000000" w:fill="FFFFFF"/>
             <w:tcMar>
               <w:left w:w="108" w:type="dxa"/>
               <w:right w:w="108" w:type="dxa"/>
@@ -5246,292 +6012,9 @@
               <w:spacing w:before="36" w:after="36" w:line="360" w:lineRule="auto"/>
               <w:rPr>
                 <w:rFonts w:ascii="Calibri" w:eastAsia="Calibri" w:hAnsi="Calibri" w:cs="Calibri"/>
-                <w:color w:val="000000" w:themeColor="text1"/>
-              </w:rPr>
-            </w:pPr>
-            <w:r>
-              <w:rPr>
-                <w:rFonts w:ascii="Arial" w:hAnsi="Arial" w:cs="Arial"/>
-                <w:color w:val="F7F7F7"/>
-                <w:sz w:val="21"/>
-                <w:szCs w:val="21"/>
-                <w:shd w:val="clear" w:color="auto" w:fill="0D0D0D"/>
-              </w:rPr>
-              <w:t> </w:t>
-            </w:r>
-            <w:hyperlink r:id="rId20" w:history="1">
-              <w:r>
-                <w:rPr>
-                  <w:rStyle w:val="Hyperlink"/>
-                  <w:rFonts w:ascii="Arial" w:hAnsi="Arial" w:cs="Arial"/>
-                  <w:color w:val="000000" w:themeColor="text1"/>
-                  <w:sz w:val="21"/>
-                  <w:szCs w:val="21"/>
-                  <w:bdr w:val="single" w:sz="2" w:space="0" w:color="auto" w:frame="1"/>
-                  <w:shd w:val="clear" w:color="auto" w:fill="FFFFFF" w:themeFill="background1"/>
-                </w:rPr>
-                <w:t>CC BY-NC-ND 2.0</w:t>
-              </w:r>
-            </w:hyperlink>
-            <w:r>
-              <w:rPr>
-                <w:rFonts w:ascii="Arial" w:hAnsi="Arial" w:cs="Arial"/>
-                <w:color w:val="000000" w:themeColor="text1"/>
-                <w:sz w:val="21"/>
-                <w:szCs w:val="21"/>
-                <w:shd w:val="clear" w:color="auto" w:fill="FFFFFF" w:themeFill="background1"/>
-              </w:rPr>
-              <w:t>.</w:t>
-            </w:r>
-          </w:p>
-        </w:tc>
-      </w:tr>
-      <w:tr>
-        <w:trPr>
-          <w:trHeight w:val="1"/>
-        </w:trPr>
-        <w:tc>
-          <w:tcPr>
-            <w:tcW w:w="3258" w:type="dxa"/>
-            <w:tcBorders>
-              <w:top w:val="single" w:sz="0" w:space="0" w:color="000000"/>
-              <w:left w:val="single" w:sz="0" w:space="0" w:color="000000"/>
-              <w:bottom w:val="single" w:sz="0" w:space="0" w:color="000000"/>
-              <w:right w:val="single" w:sz="0" w:space="0" w:color="000000"/>
-            </w:tcBorders>
-            <w:shd w:val="clear" w:color="000000" w:fill="FFFFFF"/>
-            <w:tcMar>
-              <w:left w:w="108" w:type="dxa"/>
-              <w:right w:w="108" w:type="dxa"/>
-            </w:tcMar>
-          </w:tcPr>
-          <w:p>
-            <w:pPr>
-              <w:spacing w:before="36" w:after="36" w:line="360" w:lineRule="auto"/>
-            </w:pPr>
-            <w:r>
-              <w:rPr>
-                <w:rFonts w:ascii="Arial" w:eastAsia="Arial" w:hAnsi="Arial" w:cs="Arial"/>
-                <w:sz w:val="24"/>
-              </w:rPr>
-              <w:t>Permite uso comercial?</w:t>
-            </w:r>
-          </w:p>
-        </w:tc>
-        <w:tc>
-          <w:tcPr>
-            <w:tcW w:w="5212" w:type="dxa"/>
-            <w:tcBorders>
-              <w:top w:val="single" w:sz="0" w:space="0" w:color="000000"/>
-              <w:left w:val="single" w:sz="0" w:space="0" w:color="000000"/>
-              <w:bottom w:val="single" w:sz="0" w:space="0" w:color="000000"/>
-              <w:right w:val="single" w:sz="0" w:space="0" w:color="000000"/>
-            </w:tcBorders>
-            <w:shd w:val="clear" w:color="auto" w:fill="FFFFFF" w:themeFill="background1"/>
-            <w:tcMar>
-              <w:left w:w="108" w:type="dxa"/>
-              <w:right w:w="108" w:type="dxa"/>
-            </w:tcMar>
-          </w:tcPr>
-          <w:p>
-            <w:pPr>
-              <w:spacing w:before="36" w:after="36" w:line="360" w:lineRule="auto"/>
-              <w:rPr>
-                <w:rFonts w:ascii="Calibri" w:eastAsia="Calibri" w:hAnsi="Calibri" w:cs="Calibri"/>
-                <w:color w:val="000000" w:themeColor="text1"/>
-              </w:rPr>
-            </w:pPr>
-            <w:r>
-              <w:rPr>
-                <w:rFonts w:ascii="Calibri" w:eastAsia="Calibri" w:hAnsi="Calibri" w:cs="Calibri"/>
-                <w:color w:val="000000" w:themeColor="text1"/>
-              </w:rPr>
-              <w:t>Não</w:t>
-            </w:r>
-          </w:p>
-        </w:tc>
-      </w:tr>
-      <w:tr>
-        <w:trPr>
-          <w:trHeight w:val="1"/>
-        </w:trPr>
-        <w:tc>
-          <w:tcPr>
-            <w:tcW w:w="3258" w:type="dxa"/>
-            <w:tcBorders>
-              <w:top w:val="single" w:sz="0" w:space="0" w:color="000000"/>
-              <w:left w:val="single" w:sz="0" w:space="0" w:color="000000"/>
-              <w:bottom w:val="single" w:sz="0" w:space="0" w:color="000000"/>
-              <w:right w:val="single" w:sz="0" w:space="0" w:color="000000"/>
-            </w:tcBorders>
-            <w:shd w:val="clear" w:color="000000" w:fill="FFFFFF"/>
-            <w:tcMar>
-              <w:left w:w="108" w:type="dxa"/>
-              <w:right w:w="108" w:type="dxa"/>
-            </w:tcMar>
-          </w:tcPr>
-          <w:p>
-            <w:pPr>
-              <w:spacing w:before="36" w:after="36" w:line="360" w:lineRule="auto"/>
-            </w:pPr>
-            <w:r>
-              <w:rPr>
-                <w:rFonts w:ascii="Arial" w:eastAsia="Arial" w:hAnsi="Arial" w:cs="Arial"/>
-                <w:sz w:val="24"/>
-              </w:rPr>
-              <w:t>Permite alteração?</w:t>
-            </w:r>
-          </w:p>
-        </w:tc>
-        <w:tc>
-          <w:tcPr>
-            <w:tcW w:w="5212" w:type="dxa"/>
-            <w:tcBorders>
-              <w:top w:val="single" w:sz="0" w:space="0" w:color="000000"/>
-              <w:left w:val="single" w:sz="0" w:space="0" w:color="000000"/>
-              <w:bottom w:val="single" w:sz="0" w:space="0" w:color="000000"/>
-              <w:right w:val="single" w:sz="0" w:space="0" w:color="000000"/>
-            </w:tcBorders>
-            <w:shd w:val="clear" w:color="000000" w:fill="FFFFFF"/>
-            <w:tcMar>
-              <w:left w:w="108" w:type="dxa"/>
-              <w:right w:w="108" w:type="dxa"/>
-            </w:tcMar>
-          </w:tcPr>
-          <w:p>
-            <w:pPr>
-              <w:spacing w:before="36" w:after="36" w:line="360" w:lineRule="auto"/>
-              <w:rPr>
-                <w:rFonts w:ascii="Calibri" w:eastAsia="Calibri" w:hAnsi="Calibri" w:cs="Calibri"/>
-              </w:rPr>
-            </w:pPr>
-            <w:r>
-              <w:rPr>
-                <w:rFonts w:ascii="Calibri" w:eastAsia="Calibri" w:hAnsi="Calibri" w:cs="Calibri"/>
-              </w:rPr>
-              <w:t>Não</w:t>
-            </w:r>
-          </w:p>
-        </w:tc>
-      </w:tr>
-      <w:tr>
-        <w:trPr>
-          <w:trHeight w:val="1"/>
-        </w:trPr>
-        <w:tc>
-          <w:tcPr>
-            <w:tcW w:w="3258" w:type="dxa"/>
-            <w:tcBorders>
-              <w:top w:val="single" w:sz="0" w:space="0" w:color="000000"/>
-              <w:left w:val="single" w:sz="0" w:space="0" w:color="000000"/>
-              <w:bottom w:val="single" w:sz="0" w:space="0" w:color="000000"/>
-              <w:right w:val="single" w:sz="0" w:space="0" w:color="000000"/>
-            </w:tcBorders>
-            <w:shd w:val="clear" w:color="000000" w:fill="FFFFFF"/>
-            <w:tcMar>
-              <w:left w:w="108" w:type="dxa"/>
-              <w:right w:w="108" w:type="dxa"/>
-            </w:tcMar>
-          </w:tcPr>
-          <w:p>
-            <w:pPr>
-              <w:spacing w:before="36" w:after="36" w:line="360" w:lineRule="auto"/>
-            </w:pPr>
-            <w:r>
-              <w:rPr>
-                <w:rFonts w:ascii="Arial" w:eastAsia="Arial" w:hAnsi="Arial" w:cs="Arial"/>
-                <w:sz w:val="24"/>
-              </w:rPr>
-              <w:t>Precisa dar crédito?</w:t>
-            </w:r>
-          </w:p>
-        </w:tc>
-        <w:tc>
-          <w:tcPr>
-            <w:tcW w:w="5212" w:type="dxa"/>
-            <w:tcBorders>
-              <w:top w:val="single" w:sz="0" w:space="0" w:color="000000"/>
-              <w:left w:val="single" w:sz="0" w:space="0" w:color="000000"/>
-              <w:bottom w:val="single" w:sz="0" w:space="0" w:color="000000"/>
-              <w:right w:val="single" w:sz="0" w:space="0" w:color="000000"/>
-            </w:tcBorders>
-            <w:shd w:val="clear" w:color="000000" w:fill="FFFFFF"/>
-            <w:tcMar>
-              <w:left w:w="108" w:type="dxa"/>
-              <w:right w:w="108" w:type="dxa"/>
-            </w:tcMar>
-          </w:tcPr>
-          <w:p>
-            <w:pPr>
-              <w:spacing w:before="36" w:after="36" w:line="360" w:lineRule="auto"/>
-              <w:rPr>
-                <w:rFonts w:ascii="Calibri" w:eastAsia="Calibri" w:hAnsi="Calibri" w:cs="Calibri"/>
-              </w:rPr>
-            </w:pPr>
-            <w:r>
-              <w:rPr>
-                <w:rFonts w:ascii="Calibri" w:eastAsia="Calibri" w:hAnsi="Calibri" w:cs="Calibri"/>
-              </w:rPr>
-              <w:t>Sim</w:t>
-            </w:r>
-          </w:p>
-        </w:tc>
-      </w:tr>
-      <w:tr>
-        <w:trPr>
-          <w:trHeight w:val="1"/>
-        </w:trPr>
-        <w:tc>
-          <w:tcPr>
-            <w:tcW w:w="3258" w:type="dxa"/>
-            <w:tcBorders>
-              <w:top w:val="single" w:sz="0" w:space="0" w:color="000000"/>
-              <w:left w:val="single" w:sz="0" w:space="0" w:color="000000"/>
-              <w:bottom w:val="single" w:sz="0" w:space="0" w:color="000000"/>
-              <w:right w:val="single" w:sz="0" w:space="0" w:color="000000"/>
-            </w:tcBorders>
-            <w:shd w:val="clear" w:color="000000" w:fill="FFFFFF"/>
-            <w:tcMar>
-              <w:left w:w="108" w:type="dxa"/>
-              <w:right w:w="108" w:type="dxa"/>
-            </w:tcMar>
-          </w:tcPr>
-          <w:p>
-            <w:pPr>
-              <w:spacing w:before="36" w:after="36" w:line="360" w:lineRule="auto"/>
-            </w:pPr>
-            <w:r>
-              <w:rPr>
-                <w:rFonts w:ascii="Arial" w:eastAsia="Arial" w:hAnsi="Arial" w:cs="Arial"/>
-                <w:sz w:val="24"/>
-              </w:rPr>
-              <w:t>Link da licença</w:t>
-            </w:r>
-          </w:p>
-        </w:tc>
-        <w:tc>
-          <w:tcPr>
-            <w:tcW w:w="5212" w:type="dxa"/>
-            <w:tcBorders>
-              <w:top w:val="single" w:sz="0" w:space="0" w:color="000000"/>
-              <w:left w:val="single" w:sz="0" w:space="0" w:color="000000"/>
-              <w:bottom w:val="single" w:sz="0" w:space="0" w:color="000000"/>
-              <w:right w:val="single" w:sz="0" w:space="0" w:color="000000"/>
-            </w:tcBorders>
-            <w:shd w:val="clear" w:color="000000" w:fill="FFFFFF"/>
-            <w:tcMar>
-              <w:left w:w="108" w:type="dxa"/>
-              <w:right w:w="108" w:type="dxa"/>
-            </w:tcMar>
-          </w:tcPr>
-          <w:p>
-            <w:pPr>
-              <w:spacing w:before="36" w:after="36" w:line="360" w:lineRule="auto"/>
-              <w:rPr>
-                <w:rFonts w:ascii="Calibri" w:eastAsia="Calibri" w:hAnsi="Calibri" w:cs="Calibri"/>
-              </w:rPr>
-            </w:pPr>
-            <w:hyperlink r:id="rId21" w:history="1">
+              </w:rPr>
+            </w:pPr>
+            <w:hyperlink r:id="rId18" w:history="1">
               <w:r>
                 <w:rPr>
                   <w:rStyle w:val="Hyperlink"/>
@@ -6009,8 +6492,17 @@
                 <w:rFonts w:ascii="Calibri" w:eastAsia="Calibri" w:hAnsi="Calibri" w:cs="Calibri"/>
                 <w:color w:val="000000" w:themeColor="text1"/>
               </w:rPr>
-              <w:t xml:space="preserve"> after</w:t>
-            </w:r>
+              <w:t xml:space="preserve"> </w:t>
+            </w:r>
+            <w:proofErr w:type="spellStart"/>
+            <w:r>
+              <w:rPr>
+                <w:rFonts w:ascii="Calibri" w:eastAsia="Calibri" w:hAnsi="Calibri" w:cs="Calibri"/>
+                <w:color w:val="000000" w:themeColor="text1"/>
+              </w:rPr>
+              <w:t>after</w:t>
+            </w:r>
+            <w:proofErr w:type="spellEnd"/>
             <w:r>
               <w:rPr>
                 <w:rFonts w:ascii="Calibri" w:eastAsia="Calibri" w:hAnsi="Calibri" w:cs="Calibri"/>
@@ -6018,6 +6510,7 @@
               </w:rPr>
               <w:t xml:space="preserve"> </w:t>
             </w:r>
+            <w:proofErr w:type="spellStart"/>
             <w:r>
               <w:rPr>
                 <w:rFonts w:ascii="Calibri" w:eastAsia="Calibri" w:hAnsi="Calibri" w:cs="Calibri"/>
@@ -6025,6 +6518,7 @@
               </w:rPr>
               <w:t>storm</w:t>
             </w:r>
+            <w:proofErr w:type="spellEnd"/>
           </w:p>
         </w:tc>
       </w:tr>
@@ -6085,6 +6579,7 @@
                 <w:szCs w:val="20"/>
               </w:rPr>
             </w:pPr>
+            <w:proofErr w:type="spellStart"/>
             <w:r>
               <w:rPr>
                 <w:rFonts w:ascii="Roboto" w:hAnsi="Roboto"/>
@@ -6095,8 +6590,35 @@
                 <w:szCs w:val="20"/>
                 <w:shd w:val="clear" w:color="auto" w:fill="0F0F0F"/>
               </w:rPr>
-              <w:t>Dhilung Kirat</w:t>
-            </w:r>
+              <w:t>Dhilung</w:t>
+            </w:r>
+            <w:proofErr w:type="spellEnd"/>
+            <w:r>
+              <w:rPr>
+                <w:rFonts w:ascii="Roboto" w:hAnsi="Roboto"/>
+                <w:b/>
+                <w:bCs/>
+                <w:color w:val="FFFFFF" w:themeColor="background1"/>
+                <w:sz w:val="20"/>
+                <w:szCs w:val="20"/>
+                <w:shd w:val="clear" w:color="auto" w:fill="0F0F0F"/>
+              </w:rPr>
+              <w:t xml:space="preserve"> </w:t>
+            </w:r>
+            <w:proofErr w:type="spellStart"/>
+            <w:r>
+              <w:rPr>
+                <w:rFonts w:ascii="Roboto" w:hAnsi="Roboto"/>
+                <w:b/>
+                <w:bCs/>
+                <w:color w:val="FFFFFF" w:themeColor="background1"/>
+                <w:sz w:val="20"/>
+                <w:szCs w:val="20"/>
+                <w:shd w:val="clear" w:color="auto" w:fill="0F0F0F"/>
+              </w:rPr>
+              <w:t>Kirat</w:t>
+            </w:r>
+            <w:proofErr w:type="spellEnd"/>
           </w:p>
         </w:tc>
       </w:tr>
@@ -6676,7 +7198,23 @@
           <w:rFonts w:ascii="Arial" w:eastAsia="Arial" w:hAnsi="Arial" w:cs="Arial"/>
           <w:sz w:val="24"/>
         </w:rPr>
-        <w:t>Repita a análise para os demais conteúdos.</w:t>
+        <w:t xml:space="preserve">Repita a análise para os demais </w:t>
+      </w:r>
+      <w:proofErr w:type="spellStart"/>
+      <w:r>
+        <w:rPr>
+          <w:rFonts w:ascii="Arial" w:eastAsia="Arial" w:hAnsi="Arial" w:cs="Arial"/>
+          <w:sz w:val="24"/>
+        </w:rPr>
+        <w:t>conteúdos</w:t>
+      </w:r>
+      <w:proofErr w:type="spellEnd"/>
+      <w:r>
+        <w:rPr>
+          <w:rFonts w:ascii="Arial" w:eastAsia="Arial" w:hAnsi="Arial" w:cs="Arial"/>
+          <w:sz w:val="24"/>
+        </w:rPr>
+        <w:t>.</w:t>
       </w:r>
     </w:p>
     <w:p>
@@ -6706,8 +7244,18 @@
           <w:sz w:val="40"/>
         </w:rPr>
         <w:lastRenderedPageBreak/>
-        <w:t>6. Parte 3 — Royalty Free</w:t>
-      </w:r>
+        <w:t xml:space="preserve">6. Parte 3 — Royalty </w:t>
+      </w:r>
+      <w:proofErr w:type="spellStart"/>
+      <w:r>
+        <w:rPr>
+          <w:rFonts w:ascii="Arial" w:eastAsia="Arial" w:hAnsi="Arial" w:cs="Arial"/>
+          <w:color w:val="0F4761"/>
+          <w:sz w:val="40"/>
+        </w:rPr>
+        <w:t>Free</w:t>
+      </w:r>
+      <w:proofErr w:type="spellEnd"/>
     </w:p>
     <w:p>
       <w:pPr>
@@ -6730,8 +7278,18 @@
           <w:b/>
           <w:sz w:val="24"/>
         </w:rPr>
-        <w:t>Royalty Free</w:t>
-      </w:r>
+        <w:t xml:space="preserve">Royalty </w:t>
+      </w:r>
+      <w:proofErr w:type="spellStart"/>
+      <w:r>
+        <w:rPr>
+          <w:rFonts w:ascii="Arial" w:eastAsia="Arial" w:hAnsi="Arial" w:cs="Arial"/>
+          <w:b/>
+          <w:sz w:val="24"/>
+        </w:rPr>
+        <w:t>Free</w:t>
+      </w:r>
+      <w:proofErr w:type="spellEnd"/>
       <w:r>
         <w:rPr>
           <w:rFonts w:ascii="Arial" w:eastAsia="Arial" w:hAnsi="Arial" w:cs="Arial"/>
@@ -6773,7 +7331,25 @@
           <w:color w:val="0F4761"/>
           <w:sz w:val="28"/>
         </w:rPr>
-        <w:t>1. Royalty Free significa que o conteúdo é sempre gratuito?</w:t>
+        <w:t xml:space="preserve">1. Royalty </w:t>
+      </w:r>
+      <w:proofErr w:type="spellStart"/>
+      <w:r>
+        <w:rPr>
+          <w:rFonts w:ascii="Arial" w:eastAsia="Arial" w:hAnsi="Arial" w:cs="Arial"/>
+          <w:color w:val="0F4761"/>
+          <w:sz w:val="28"/>
+        </w:rPr>
+        <w:t>Free</w:t>
+      </w:r>
+      <w:proofErr w:type="spellEnd"/>
+      <w:r>
+        <w:rPr>
+          <w:rFonts w:ascii="Arial" w:eastAsia="Arial" w:hAnsi="Arial" w:cs="Arial"/>
+          <w:color w:val="0F4761"/>
+          <w:sz w:val="28"/>
+        </w:rPr>
+        <w:t xml:space="preserve"> significa que o conteúdo é sempre gratuito?</w:t>
       </w:r>
     </w:p>
     <w:p>
@@ -6784,12 +7360,77 @@
           <w:sz w:val="24"/>
         </w:rPr>
       </w:pPr>
-      <w:r>
-        <w:rPr>
-          <w:rFonts w:ascii="Arial" w:eastAsia="Arial" w:hAnsi="Arial" w:cs="Arial"/>
-          <w:sz w:val="24"/>
-        </w:rPr>
-        <w:t>nao, o conteúdo Royalty Free nem sempre é gratuito. royalties são taxas contínuas  pagas ao criador de uma obra cada vez que ela é usada, vendida ou reproduzida. quando um é Royalty Free, significa que você adquire o direito de usa</w:t>
+      <w:proofErr w:type="spellStart"/>
+      <w:r>
+        <w:rPr>
+          <w:rFonts w:ascii="Arial" w:eastAsia="Arial" w:hAnsi="Arial" w:cs="Arial"/>
+          <w:sz w:val="24"/>
+        </w:rPr>
+        <w:t>nao</w:t>
+      </w:r>
+      <w:proofErr w:type="spellEnd"/>
+      <w:r>
+        <w:rPr>
+          <w:rFonts w:ascii="Arial" w:eastAsia="Arial" w:hAnsi="Arial" w:cs="Arial"/>
+          <w:sz w:val="24"/>
+        </w:rPr>
+        <w:t xml:space="preserve">, o conteúdo Royalty </w:t>
+      </w:r>
+      <w:proofErr w:type="spellStart"/>
+      <w:r>
+        <w:rPr>
+          <w:rFonts w:ascii="Arial" w:eastAsia="Arial" w:hAnsi="Arial" w:cs="Arial"/>
+          <w:sz w:val="24"/>
+        </w:rPr>
+        <w:t>Free</w:t>
+      </w:r>
+      <w:proofErr w:type="spellEnd"/>
+      <w:r>
+        <w:rPr>
+          <w:rFonts w:ascii="Arial" w:eastAsia="Arial" w:hAnsi="Arial" w:cs="Arial"/>
+          <w:sz w:val="24"/>
+        </w:rPr>
+        <w:t xml:space="preserve"> nem sempre é gratuito. royalties são taxas </w:t>
+      </w:r>
+      <w:proofErr w:type="gramStart"/>
+      <w:r>
+        <w:rPr>
+          <w:rFonts w:ascii="Arial" w:eastAsia="Arial" w:hAnsi="Arial" w:cs="Arial"/>
+          <w:sz w:val="24"/>
+        </w:rPr>
+        <w:t>contínuas  pagas</w:t>
+      </w:r>
+      <w:proofErr w:type="gramEnd"/>
+      <w:r>
+        <w:rPr>
+          <w:rFonts w:ascii="Arial" w:eastAsia="Arial" w:hAnsi="Arial" w:cs="Arial"/>
+          <w:sz w:val="24"/>
+        </w:rPr>
+        <w:t xml:space="preserve"> ao criador de uma obra cada vez que ela é usada, vendida ou reproduzida. quando um é Royalty </w:t>
+      </w:r>
+      <w:proofErr w:type="spellStart"/>
+      <w:r>
+        <w:rPr>
+          <w:rFonts w:ascii="Arial" w:eastAsia="Arial" w:hAnsi="Arial" w:cs="Arial"/>
+          <w:sz w:val="24"/>
+        </w:rPr>
+        <w:t>Free</w:t>
+      </w:r>
+      <w:proofErr w:type="spellEnd"/>
+      <w:r>
+        <w:rPr>
+          <w:rFonts w:ascii="Arial" w:eastAsia="Arial" w:hAnsi="Arial" w:cs="Arial"/>
+          <w:sz w:val="24"/>
+        </w:rPr>
+        <w:t xml:space="preserve">, significa que você adquire o direito de </w:t>
+      </w:r>
+      <w:proofErr w:type="spellStart"/>
+      <w:r>
+        <w:rPr>
+          <w:rFonts w:ascii="Arial" w:eastAsia="Arial" w:hAnsi="Arial" w:cs="Arial"/>
+          <w:sz w:val="24"/>
+        </w:rPr>
+        <w:t>usa</w:t>
       </w:r>
       <w:r>
         <w:rPr>
@@ -6803,7 +7444,15 @@
           <w:rFonts w:ascii="Arial" w:eastAsia="Arial" w:hAnsi="Arial" w:cs="Arial"/>
           <w:sz w:val="24"/>
         </w:rPr>
-        <w:t>lo sem precisar pagar essas taxas contínuas.</w:t>
+        <w:t>lo</w:t>
+      </w:r>
+      <w:proofErr w:type="spellEnd"/>
+      <w:r>
+        <w:rPr>
+          <w:rFonts w:ascii="Arial" w:eastAsia="Arial" w:hAnsi="Arial" w:cs="Arial"/>
+          <w:sz w:val="24"/>
+        </w:rPr>
+        <w:t xml:space="preserve"> sem precisar pagar essas taxas contínuas.</w:t>
       </w:r>
     </w:p>
     <w:p>
@@ -6832,7 +7481,25 @@
           <w:color w:val="0F4761"/>
           <w:sz w:val="28"/>
         </w:rPr>
-        <w:t>2. Depois de adquirir uma licença Royalty Free, posso fazer qualquer uso do conteúdo?</w:t>
+        <w:t xml:space="preserve">2. Depois de adquirir uma licença Royalty </w:t>
+      </w:r>
+      <w:proofErr w:type="spellStart"/>
+      <w:r>
+        <w:rPr>
+          <w:rFonts w:ascii="Arial" w:eastAsia="Arial" w:hAnsi="Arial" w:cs="Arial"/>
+          <w:color w:val="0F4761"/>
+          <w:sz w:val="28"/>
+        </w:rPr>
+        <w:t>Free</w:t>
+      </w:r>
+      <w:proofErr w:type="spellEnd"/>
+      <w:r>
+        <w:rPr>
+          <w:rFonts w:ascii="Arial" w:eastAsia="Arial" w:hAnsi="Arial" w:cs="Arial"/>
+          <w:color w:val="0F4761"/>
+          <w:sz w:val="28"/>
+        </w:rPr>
+        <w:t>, posso fazer qualquer uso do conteúdo?</w:t>
       </w:r>
     </w:p>
     <w:p>
@@ -6843,12 +7510,37 @@
           <w:sz w:val="24"/>
         </w:rPr>
       </w:pPr>
-      <w:r>
-        <w:rPr>
-          <w:rFonts w:ascii="Arial" w:eastAsia="Arial" w:hAnsi="Arial" w:cs="Arial"/>
-          <w:sz w:val="24"/>
-        </w:rPr>
-        <w:t xml:space="preserve">nao. Comprar uma licença Royalty Free não significa que você se tornou o dono da obra, mas sim que comprou o direito de usá-la dentro de certas regras estabelecidas pelo criador </w:t>
+      <w:proofErr w:type="spellStart"/>
+      <w:r>
+        <w:rPr>
+          <w:rFonts w:ascii="Arial" w:eastAsia="Arial" w:hAnsi="Arial" w:cs="Arial"/>
+          <w:sz w:val="24"/>
+        </w:rPr>
+        <w:t>nao</w:t>
+      </w:r>
+      <w:proofErr w:type="spellEnd"/>
+      <w:r>
+        <w:rPr>
+          <w:rFonts w:ascii="Arial" w:eastAsia="Arial" w:hAnsi="Arial" w:cs="Arial"/>
+          <w:sz w:val="24"/>
+        </w:rPr>
+        <w:t xml:space="preserve">. Comprar uma licença Royalty </w:t>
+      </w:r>
+      <w:proofErr w:type="spellStart"/>
+      <w:r>
+        <w:rPr>
+          <w:rFonts w:ascii="Arial" w:eastAsia="Arial" w:hAnsi="Arial" w:cs="Arial"/>
+          <w:sz w:val="24"/>
+        </w:rPr>
+        <w:t>Free</w:t>
+      </w:r>
+      <w:proofErr w:type="spellEnd"/>
+      <w:r>
+        <w:rPr>
+          <w:rFonts w:ascii="Arial" w:eastAsia="Arial" w:hAnsi="Arial" w:cs="Arial"/>
+          <w:sz w:val="24"/>
+        </w:rPr>
+        <w:t xml:space="preserve"> não significa que você se tornou o dono da obra, mas sim que comprou o direito de usá-la dentro de certas regras estabelecidas pelo criador </w:t>
       </w:r>
     </w:p>
     <w:p>
@@ -6893,7 +7585,23 @@
           <w:rFonts w:ascii="Arial" w:eastAsia="Arial" w:hAnsi="Arial" w:cs="Arial"/>
           <w:sz w:val="24"/>
         </w:rPr>
-        <w:t>ler os termos da licença é essencial porque o termo "royalty free" não é uma lei universal, mas sim um modelo de negócios. cada site, agência ou criador escreve o seu próprio contrato. o uso indevido de uma obra, mesmo sem má-fé, é violação de direitos autorais.</w:t>
+        <w:t xml:space="preserve">ler os termos da licença é essencial porque o termo "royalty </w:t>
+      </w:r>
+      <w:proofErr w:type="spellStart"/>
+      <w:r>
+        <w:rPr>
+          <w:rFonts w:ascii="Arial" w:eastAsia="Arial" w:hAnsi="Arial" w:cs="Arial"/>
+          <w:sz w:val="24"/>
+        </w:rPr>
+        <w:t>free</w:t>
+      </w:r>
+      <w:proofErr w:type="spellEnd"/>
+      <w:r>
+        <w:rPr>
+          <w:rFonts w:ascii="Arial" w:eastAsia="Arial" w:hAnsi="Arial" w:cs="Arial"/>
+          <w:sz w:val="24"/>
+        </w:rPr>
+        <w:t>" não é uma lei universal, mas sim um modelo de negócios. cada site, agência ou criador escreve o seu próprio contrato. o uso indevido de uma obra, mesmo sem má-fé, é violação de direitos autorais.</w:t>
       </w:r>
     </w:p>
     <w:p>
@@ -6956,8 +7664,36 @@
           <w:b/>
           <w:sz w:val="24"/>
         </w:rPr>
-        <w:t>“Corporate Motivation” — Royalty Free</w:t>
-      </w:r>
+        <w:t xml:space="preserve">“Corporate </w:t>
+      </w:r>
+      <w:proofErr w:type="spellStart"/>
+      <w:r>
+        <w:rPr>
+          <w:rFonts w:ascii="Arial" w:eastAsia="Arial" w:hAnsi="Arial" w:cs="Arial"/>
+          <w:b/>
+          <w:sz w:val="24"/>
+        </w:rPr>
+        <w:t>Motivation</w:t>
+      </w:r>
+      <w:proofErr w:type="spellEnd"/>
+      <w:r>
+        <w:rPr>
+          <w:rFonts w:ascii="Arial" w:eastAsia="Arial" w:hAnsi="Arial" w:cs="Arial"/>
+          <w:b/>
+          <w:sz w:val="24"/>
+        </w:rPr>
+        <w:t xml:space="preserve">” — Royalty </w:t>
+      </w:r>
+      <w:proofErr w:type="spellStart"/>
+      <w:r>
+        <w:rPr>
+          <w:rFonts w:ascii="Arial" w:eastAsia="Arial" w:hAnsi="Arial" w:cs="Arial"/>
+          <w:b/>
+          <w:sz w:val="24"/>
+        </w:rPr>
+        <w:t>Free</w:t>
+      </w:r>
+      <w:proofErr w:type="spellEnd"/>
     </w:p>
     <w:p>
       <w:pPr>
@@ -7004,12 +7740,21 @@
           <w:sz w:val="24"/>
         </w:rPr>
       </w:pPr>
-      <w:r>
-        <w:rPr>
-          <w:rFonts w:ascii="Arial" w:eastAsia="Arial" w:hAnsi="Arial" w:cs="Arial"/>
-          <w:sz w:val="24"/>
-        </w:rPr>
-        <w:t>(  ) Sim, automaticamente</w:t>
+      <w:proofErr w:type="gramStart"/>
+      <w:r>
+        <w:rPr>
+          <w:rFonts w:ascii="Arial" w:eastAsia="Arial" w:hAnsi="Arial" w:cs="Arial"/>
+          <w:sz w:val="24"/>
+        </w:rPr>
+        <w:t>(  )</w:t>
+      </w:r>
+      <w:proofErr w:type="gramEnd"/>
+      <w:r>
+        <w:rPr>
+          <w:rFonts w:ascii="Arial" w:eastAsia="Arial" w:hAnsi="Arial" w:cs="Arial"/>
+          <w:sz w:val="24"/>
+        </w:rPr>
+        <w:t xml:space="preserve"> Sim, automaticamente</w:t>
       </w:r>
       <w:r>
         <w:rPr>
@@ -7058,7 +7803,39 @@
           <w:rFonts w:ascii="Arial" w:eastAsia="Arial" w:hAnsi="Arial" w:cs="Arial"/>
           <w:sz w:val="24"/>
         </w:rPr>
-        <w:t>muitas musicas gratuitas ou de planos básicos cobrem apenas o uso pessoal e nao comercial. para promover uma empresa, produto ou serviço, a licença precisa autorizar expressamente a finalidade comercial.</w:t>
+        <w:t xml:space="preserve">muitas </w:t>
+      </w:r>
+      <w:proofErr w:type="spellStart"/>
+      <w:r>
+        <w:rPr>
+          <w:rFonts w:ascii="Arial" w:eastAsia="Arial" w:hAnsi="Arial" w:cs="Arial"/>
+          <w:sz w:val="24"/>
+        </w:rPr>
+        <w:t>musicas</w:t>
+      </w:r>
+      <w:proofErr w:type="spellEnd"/>
+      <w:r>
+        <w:rPr>
+          <w:rFonts w:ascii="Arial" w:eastAsia="Arial" w:hAnsi="Arial" w:cs="Arial"/>
+          <w:sz w:val="24"/>
+        </w:rPr>
+        <w:t xml:space="preserve"> gratuitas ou de planos básicos cobrem apenas o uso pessoal e </w:t>
+      </w:r>
+      <w:proofErr w:type="spellStart"/>
+      <w:r>
+        <w:rPr>
+          <w:rFonts w:ascii="Arial" w:eastAsia="Arial" w:hAnsi="Arial" w:cs="Arial"/>
+          <w:sz w:val="24"/>
+        </w:rPr>
+        <w:t>nao</w:t>
+      </w:r>
+      <w:proofErr w:type="spellEnd"/>
+      <w:r>
+        <w:rPr>
+          <w:rFonts w:ascii="Arial" w:eastAsia="Arial" w:hAnsi="Arial" w:cs="Arial"/>
+          <w:sz w:val="24"/>
+        </w:rPr>
+        <w:t xml:space="preserve"> comercial. para promover uma empresa, produto ou serviço, a licença precisa autorizar expressamente a finalidade comercial.</w:t>
       </w:r>
     </w:p>
     <w:p>
@@ -7096,8 +7873,36 @@
           <w:color w:val="0F4761"/>
           <w:sz w:val="40"/>
         </w:rPr>
-        <w:t>7. Parte 4 — Rights Managed</w:t>
-      </w:r>
+        <w:t xml:space="preserve">7. Parte 4 — </w:t>
+      </w:r>
+      <w:proofErr w:type="spellStart"/>
+      <w:r>
+        <w:rPr>
+          <w:rFonts w:ascii="Arial" w:eastAsia="Arial" w:hAnsi="Arial" w:cs="Arial"/>
+          <w:color w:val="0F4761"/>
+          <w:sz w:val="40"/>
+        </w:rPr>
+        <w:t>Rights</w:t>
+      </w:r>
+      <w:proofErr w:type="spellEnd"/>
+      <w:r>
+        <w:rPr>
+          <w:rFonts w:ascii="Arial" w:eastAsia="Arial" w:hAnsi="Arial" w:cs="Arial"/>
+          <w:color w:val="0F4761"/>
+          <w:sz w:val="40"/>
+        </w:rPr>
+        <w:t xml:space="preserve"> </w:t>
+      </w:r>
+      <w:proofErr w:type="spellStart"/>
+      <w:r>
+        <w:rPr>
+          <w:rFonts w:ascii="Arial" w:eastAsia="Arial" w:hAnsi="Arial" w:cs="Arial"/>
+          <w:color w:val="0F4761"/>
+          <w:sz w:val="40"/>
+        </w:rPr>
+        <w:t>Managed</w:t>
+      </w:r>
+      <w:proofErr w:type="spellEnd"/>
     </w:p>
     <w:p>
       <w:pPr>
@@ -7114,14 +7919,34 @@
         </w:rPr>
         <w:t xml:space="preserve">Pesquise o conceito de </w:t>
       </w:r>
+      <w:proofErr w:type="spellStart"/>
       <w:r>
         <w:rPr>
           <w:rFonts w:ascii="Arial" w:eastAsia="Arial" w:hAnsi="Arial" w:cs="Arial"/>
           <w:b/>
           <w:sz w:val="24"/>
         </w:rPr>
-        <w:t>Rights Managed</w:t>
-      </w:r>
+        <w:t>Rights</w:t>
+      </w:r>
+      <w:proofErr w:type="spellEnd"/>
+      <w:r>
+        <w:rPr>
+          <w:rFonts w:ascii="Arial" w:eastAsia="Arial" w:hAnsi="Arial" w:cs="Arial"/>
+          <w:b/>
+          <w:sz w:val="24"/>
+        </w:rPr>
+        <w:t xml:space="preserve"> </w:t>
+      </w:r>
+      <w:proofErr w:type="spellStart"/>
+      <w:r>
+        <w:rPr>
+          <w:rFonts w:ascii="Arial" w:eastAsia="Arial" w:hAnsi="Arial" w:cs="Arial"/>
+          <w:b/>
+          <w:sz w:val="24"/>
+        </w:rPr>
+        <w:t>Managed</w:t>
+      </w:r>
+      <w:proofErr w:type="spellEnd"/>
       <w:r>
         <w:rPr>
           <w:rFonts w:ascii="Arial" w:eastAsia="Arial" w:hAnsi="Arial" w:cs="Arial"/>
@@ -7196,7 +8021,43 @@
           <w:color w:val="0F4761"/>
           <w:sz w:val="28"/>
         </w:rPr>
-        <w:t>1. Por que uma licença Rights Managed pode ser adequada para essa situação?</w:t>
+        <w:t xml:space="preserve">1. Por que uma licença </w:t>
+      </w:r>
+      <w:proofErr w:type="spellStart"/>
+      <w:r>
+        <w:rPr>
+          <w:rFonts w:ascii="Arial" w:eastAsia="Arial" w:hAnsi="Arial" w:cs="Arial"/>
+          <w:color w:val="0F4761"/>
+          <w:sz w:val="28"/>
+        </w:rPr>
+        <w:t>Rights</w:t>
+      </w:r>
+      <w:proofErr w:type="spellEnd"/>
+      <w:r>
+        <w:rPr>
+          <w:rFonts w:ascii="Arial" w:eastAsia="Arial" w:hAnsi="Arial" w:cs="Arial"/>
+          <w:color w:val="0F4761"/>
+          <w:sz w:val="28"/>
+        </w:rPr>
+        <w:t xml:space="preserve"> </w:t>
+      </w:r>
+      <w:proofErr w:type="spellStart"/>
+      <w:r>
+        <w:rPr>
+          <w:rFonts w:ascii="Arial" w:eastAsia="Arial" w:hAnsi="Arial" w:cs="Arial"/>
+          <w:color w:val="0F4761"/>
+          <w:sz w:val="28"/>
+        </w:rPr>
+        <w:t>Managed</w:t>
+      </w:r>
+      <w:proofErr w:type="spellEnd"/>
+      <w:r>
+        <w:rPr>
+          <w:rFonts w:ascii="Arial" w:eastAsia="Arial" w:hAnsi="Arial" w:cs="Arial"/>
+          <w:color w:val="0F4761"/>
+          <w:sz w:val="28"/>
+        </w:rPr>
+        <w:t xml:space="preserve"> pode ser adequada para essa situação?</w:t>
       </w:r>
     </w:p>
     <w:p>
@@ -7214,27 +8075,78 @@
         </w:rPr>
         <w:t xml:space="preserve">o valor da licença </w:t>
       </w:r>
-      <w:r>
-        <w:rPr>
-          <w:rFonts w:ascii="Arial" w:eastAsia="Arial" w:hAnsi="Arial" w:cs="Arial"/>
-          <w:sz w:val="24"/>
-        </w:rPr>
-        <w:t xml:space="preserve">Rights Managed </w:t>
-      </w:r>
-      <w:r>
-        <w:rPr>
-          <w:rFonts w:ascii="Arial" w:eastAsia="Arial" w:hAnsi="Arial" w:cs="Arial"/>
-          <w:sz w:val="24"/>
-        </w:rPr>
-        <w:t xml:space="preserve">tende a ser significativamente menor do que se a campanha fosse global ou durasse anos. Em vez de pagar por um pacote amplo com direitos perpetuos e globais que a empresa não vai aproveitar, ela paga exclusivamente pela fração de uso que precisa. em campanhas publicitárias, a originalidade visual é fundamental. Com o </w:t>
-      </w:r>
-      <w:r>
-        <w:rPr>
-          <w:rFonts w:ascii="Arial" w:eastAsia="Arial" w:hAnsi="Arial" w:cs="Arial"/>
-          <w:sz w:val="24"/>
-        </w:rPr>
-        <w:t xml:space="preserve">rights </w:t>
-      </w:r>
+      <w:proofErr w:type="spellStart"/>
+      <w:r>
+        <w:rPr>
+          <w:rFonts w:ascii="Arial" w:eastAsia="Arial" w:hAnsi="Arial" w:cs="Arial"/>
+          <w:sz w:val="24"/>
+        </w:rPr>
+        <w:t>Rights</w:t>
+      </w:r>
+      <w:proofErr w:type="spellEnd"/>
+      <w:r>
+        <w:rPr>
+          <w:rFonts w:ascii="Arial" w:eastAsia="Arial" w:hAnsi="Arial" w:cs="Arial"/>
+          <w:sz w:val="24"/>
+        </w:rPr>
+        <w:t xml:space="preserve"> </w:t>
+      </w:r>
+      <w:proofErr w:type="spellStart"/>
+      <w:r>
+        <w:rPr>
+          <w:rFonts w:ascii="Arial" w:eastAsia="Arial" w:hAnsi="Arial" w:cs="Arial"/>
+          <w:sz w:val="24"/>
+        </w:rPr>
+        <w:t>Managed</w:t>
+      </w:r>
+      <w:proofErr w:type="spellEnd"/>
+      <w:r>
+        <w:rPr>
+          <w:rFonts w:ascii="Arial" w:eastAsia="Arial" w:hAnsi="Arial" w:cs="Arial"/>
+          <w:sz w:val="24"/>
+        </w:rPr>
+        <w:t xml:space="preserve"> </w:t>
+      </w:r>
+      <w:r>
+        <w:rPr>
+          <w:rFonts w:ascii="Arial" w:eastAsia="Arial" w:hAnsi="Arial" w:cs="Arial"/>
+          <w:sz w:val="24"/>
+        </w:rPr>
+        <w:t xml:space="preserve">tende a ser significativamente menor do que se a campanha fosse global ou durasse anos. Em vez de pagar por um pacote amplo com direitos </w:t>
+      </w:r>
+      <w:proofErr w:type="spellStart"/>
+      <w:r>
+        <w:rPr>
+          <w:rFonts w:ascii="Arial" w:eastAsia="Arial" w:hAnsi="Arial" w:cs="Arial"/>
+          <w:sz w:val="24"/>
+        </w:rPr>
+        <w:t>perpetuos</w:t>
+      </w:r>
+      <w:proofErr w:type="spellEnd"/>
+      <w:r>
+        <w:rPr>
+          <w:rFonts w:ascii="Arial" w:eastAsia="Arial" w:hAnsi="Arial" w:cs="Arial"/>
+          <w:sz w:val="24"/>
+        </w:rPr>
+        <w:t xml:space="preserve"> e globais que a empresa não vai aproveitar, ela paga exclusivamente pela fração de uso que precisa. em campanhas publicitárias, a originalidade visual é fundamental. Com o </w:t>
+      </w:r>
+      <w:proofErr w:type="spellStart"/>
+      <w:r>
+        <w:rPr>
+          <w:rFonts w:ascii="Arial" w:eastAsia="Arial" w:hAnsi="Arial" w:cs="Arial"/>
+          <w:sz w:val="24"/>
+        </w:rPr>
+        <w:t>rights</w:t>
+      </w:r>
+      <w:proofErr w:type="spellEnd"/>
+      <w:r>
+        <w:rPr>
+          <w:rFonts w:ascii="Arial" w:eastAsia="Arial" w:hAnsi="Arial" w:cs="Arial"/>
+          <w:sz w:val="24"/>
+        </w:rPr>
+        <w:t xml:space="preserve"> </w:t>
+      </w:r>
+      <w:proofErr w:type="spellStart"/>
       <w:r>
         <w:rPr>
           <w:rFonts w:ascii="Arial" w:eastAsia="Arial" w:hAnsi="Arial" w:cs="Arial"/>
@@ -7249,6 +8161,7 @@
         </w:rPr>
         <w:t>anaged</w:t>
       </w:r>
+      <w:proofErr w:type="spellEnd"/>
       <w:r>
         <w:rPr>
           <w:rFonts w:ascii="Arial" w:eastAsia="Arial" w:hAnsi="Arial" w:cs="Arial"/>
@@ -7315,7 +8228,23 @@
           <w:rFonts w:ascii="Arial" w:eastAsia="Arial" w:hAnsi="Arial" w:cs="Arial"/>
           <w:sz w:val="24"/>
         </w:rPr>
-        <w:t>[x ] Tempo de utilização</w:t>
+        <w:t>[</w:t>
+      </w:r>
+      <w:proofErr w:type="gramStart"/>
+      <w:r>
+        <w:rPr>
+          <w:rFonts w:ascii="Arial" w:eastAsia="Arial" w:hAnsi="Arial" w:cs="Arial"/>
+          <w:sz w:val="24"/>
+        </w:rPr>
+        <w:t>x ]</w:t>
+      </w:r>
+      <w:proofErr w:type="gramEnd"/>
+      <w:r>
+        <w:rPr>
+          <w:rFonts w:ascii="Arial" w:eastAsia="Arial" w:hAnsi="Arial" w:cs="Arial"/>
+          <w:sz w:val="24"/>
+        </w:rPr>
+        <w:t xml:space="preserve"> Tempo de utilização</w:t>
       </w:r>
       <w:r>
         <w:rPr>
@@ -7444,7 +8373,71 @@
           <w:rFonts w:ascii="Arial" w:eastAsia="Arial" w:hAnsi="Arial" w:cs="Arial"/>
           <w:sz w:val="24"/>
         </w:rPr>
-        <w:t>direito moral protege a autoria do autor (como um artista pintar um quadro e isso nao poder ser revogado) eles nao podem ser vendidos, doados ou transferidos, alem de nao expirar</w:t>
+        <w:t xml:space="preserve">direito moral protege a autoria do autor (como um artista pintar um quadro e isso </w:t>
+      </w:r>
+      <w:proofErr w:type="spellStart"/>
+      <w:r>
+        <w:rPr>
+          <w:rFonts w:ascii="Arial" w:eastAsia="Arial" w:hAnsi="Arial" w:cs="Arial"/>
+          <w:sz w:val="24"/>
+        </w:rPr>
+        <w:t>nao</w:t>
+      </w:r>
+      <w:proofErr w:type="spellEnd"/>
+      <w:r>
+        <w:rPr>
+          <w:rFonts w:ascii="Arial" w:eastAsia="Arial" w:hAnsi="Arial" w:cs="Arial"/>
+          <w:sz w:val="24"/>
+        </w:rPr>
+        <w:t xml:space="preserve"> poder ser revogado) eles </w:t>
+      </w:r>
+      <w:proofErr w:type="spellStart"/>
+      <w:r>
+        <w:rPr>
+          <w:rFonts w:ascii="Arial" w:eastAsia="Arial" w:hAnsi="Arial" w:cs="Arial"/>
+          <w:sz w:val="24"/>
+        </w:rPr>
+        <w:t>nao</w:t>
+      </w:r>
+      <w:proofErr w:type="spellEnd"/>
+      <w:r>
+        <w:rPr>
+          <w:rFonts w:ascii="Arial" w:eastAsia="Arial" w:hAnsi="Arial" w:cs="Arial"/>
+          <w:sz w:val="24"/>
+        </w:rPr>
+        <w:t xml:space="preserve"> podem ser vendidos, doados ou transferidos, </w:t>
+      </w:r>
+      <w:proofErr w:type="spellStart"/>
+      <w:r>
+        <w:rPr>
+          <w:rFonts w:ascii="Arial" w:eastAsia="Arial" w:hAnsi="Arial" w:cs="Arial"/>
+          <w:sz w:val="24"/>
+        </w:rPr>
+        <w:t>alem</w:t>
+      </w:r>
+      <w:proofErr w:type="spellEnd"/>
+      <w:r>
+        <w:rPr>
+          <w:rFonts w:ascii="Arial" w:eastAsia="Arial" w:hAnsi="Arial" w:cs="Arial"/>
+          <w:sz w:val="24"/>
+        </w:rPr>
+        <w:t xml:space="preserve"> de </w:t>
+      </w:r>
+      <w:proofErr w:type="spellStart"/>
+      <w:r>
+        <w:rPr>
+          <w:rFonts w:ascii="Arial" w:eastAsia="Arial" w:hAnsi="Arial" w:cs="Arial"/>
+          <w:sz w:val="24"/>
+        </w:rPr>
+        <w:t>nao</w:t>
+      </w:r>
+      <w:proofErr w:type="spellEnd"/>
+      <w:r>
+        <w:rPr>
+          <w:rFonts w:ascii="Arial" w:eastAsia="Arial" w:hAnsi="Arial" w:cs="Arial"/>
+          <w:sz w:val="24"/>
+        </w:rPr>
+        <w:t xml:space="preserve"> expirar</w:t>
       </w:r>
     </w:p>
     <w:p>
@@ -8062,12 +9055,69 @@
           <w:sz w:val="24"/>
         </w:rPr>
       </w:pPr>
-      <w:r>
-        <w:rPr>
-          <w:rFonts w:ascii="Arial" w:eastAsia="Arial" w:hAnsi="Arial" w:cs="Arial"/>
-          <w:sz w:val="24"/>
-        </w:rPr>
-        <w:t>nao. maria nao se torna autora da fotografia, a autoria nasceu a partir do momento da criacao do quadro, portanto, joao continua o autor do quadro</w:t>
+      <w:proofErr w:type="spellStart"/>
+      <w:r>
+        <w:rPr>
+          <w:rFonts w:ascii="Arial" w:eastAsia="Arial" w:hAnsi="Arial" w:cs="Arial"/>
+          <w:sz w:val="24"/>
+        </w:rPr>
+        <w:t>nao</w:t>
+      </w:r>
+      <w:proofErr w:type="spellEnd"/>
+      <w:r>
+        <w:rPr>
+          <w:rFonts w:ascii="Arial" w:eastAsia="Arial" w:hAnsi="Arial" w:cs="Arial"/>
+          <w:sz w:val="24"/>
+        </w:rPr>
+        <w:t xml:space="preserve">. maria </w:t>
+      </w:r>
+      <w:proofErr w:type="spellStart"/>
+      <w:r>
+        <w:rPr>
+          <w:rFonts w:ascii="Arial" w:eastAsia="Arial" w:hAnsi="Arial" w:cs="Arial"/>
+          <w:sz w:val="24"/>
+        </w:rPr>
+        <w:t>nao</w:t>
+      </w:r>
+      <w:proofErr w:type="spellEnd"/>
+      <w:r>
+        <w:rPr>
+          <w:rFonts w:ascii="Arial" w:eastAsia="Arial" w:hAnsi="Arial" w:cs="Arial"/>
+          <w:sz w:val="24"/>
+        </w:rPr>
+        <w:t xml:space="preserve"> se torna autora da fotografia, a autoria nasceu a partir do momento da </w:t>
+      </w:r>
+      <w:proofErr w:type="spellStart"/>
+      <w:r>
+        <w:rPr>
+          <w:rFonts w:ascii="Arial" w:eastAsia="Arial" w:hAnsi="Arial" w:cs="Arial"/>
+          <w:sz w:val="24"/>
+        </w:rPr>
+        <w:t>criacao</w:t>
+      </w:r>
+      <w:proofErr w:type="spellEnd"/>
+      <w:r>
+        <w:rPr>
+          <w:rFonts w:ascii="Arial" w:eastAsia="Arial" w:hAnsi="Arial" w:cs="Arial"/>
+          <w:sz w:val="24"/>
+        </w:rPr>
+        <w:t xml:space="preserve"> do quadro, portanto, </w:t>
+      </w:r>
+      <w:proofErr w:type="spellStart"/>
+      <w:r>
+        <w:rPr>
+          <w:rFonts w:ascii="Arial" w:eastAsia="Arial" w:hAnsi="Arial" w:cs="Arial"/>
+          <w:sz w:val="24"/>
+        </w:rPr>
+        <w:t>joao</w:t>
+      </w:r>
+      <w:proofErr w:type="spellEnd"/>
+      <w:r>
+        <w:rPr>
+          <w:rFonts w:ascii="Arial" w:eastAsia="Arial" w:hAnsi="Arial" w:cs="Arial"/>
+          <w:sz w:val="24"/>
+        </w:rPr>
+        <w:t xml:space="preserve"> continua o autor do quadro</w:t>
       </w:r>
     </w:p>
     <w:p>
@@ -8100,8 +9150,33 @@
           <w:rFonts w:ascii="Arial" w:eastAsia="Arial" w:hAnsi="Arial" w:cs="Arial"/>
           <w:sz w:val="24"/>
         </w:rPr>
-        <w:t>direito moral. em que é irrevogavel e continua atrelado a joao</w:t>
-      </w:r>
+        <w:t xml:space="preserve">direito moral. em que é </w:t>
+      </w:r>
+      <w:proofErr w:type="spellStart"/>
+      <w:r>
+        <w:rPr>
+          <w:rFonts w:ascii="Arial" w:eastAsia="Arial" w:hAnsi="Arial" w:cs="Arial"/>
+          <w:sz w:val="24"/>
+        </w:rPr>
+        <w:t>irrevogavel</w:t>
+      </w:r>
+      <w:proofErr w:type="spellEnd"/>
+      <w:r>
+        <w:rPr>
+          <w:rFonts w:ascii="Arial" w:eastAsia="Arial" w:hAnsi="Arial" w:cs="Arial"/>
+          <w:sz w:val="24"/>
+        </w:rPr>
+        <w:t xml:space="preserve"> e continua atrelado a </w:t>
+      </w:r>
+      <w:proofErr w:type="spellStart"/>
+      <w:r>
+        <w:rPr>
+          <w:rFonts w:ascii="Arial" w:eastAsia="Arial" w:hAnsi="Arial" w:cs="Arial"/>
+          <w:sz w:val="24"/>
+        </w:rPr>
+        <w:t>joao</w:t>
+      </w:r>
+      <w:proofErr w:type="spellEnd"/>
     </w:p>
     <w:p>
       <w:pPr>
@@ -8133,7 +9208,23 @@
           <w:rFonts w:ascii="Arial" w:eastAsia="Arial" w:hAnsi="Arial" w:cs="Arial"/>
           <w:sz w:val="24"/>
         </w:rPr>
-        <w:t>direito patrimonial. onde os direitos ainda continuam com joao.</w:t>
+        <w:t xml:space="preserve">direito patrimonial. onde os direitos ainda continuam com </w:t>
+      </w:r>
+      <w:proofErr w:type="spellStart"/>
+      <w:r>
+        <w:rPr>
+          <w:rFonts w:ascii="Arial" w:eastAsia="Arial" w:hAnsi="Arial" w:cs="Arial"/>
+          <w:sz w:val="24"/>
+        </w:rPr>
+        <w:t>joao</w:t>
+      </w:r>
+      <w:proofErr w:type="spellEnd"/>
+      <w:r>
+        <w:rPr>
+          <w:rFonts w:ascii="Arial" w:eastAsia="Arial" w:hAnsi="Arial" w:cs="Arial"/>
+          <w:sz w:val="24"/>
+        </w:rPr>
+        <w:t>.</w:t>
       </w:r>
     </w:p>
     <w:p>
@@ -8161,12 +9252,69 @@
           <w:sz w:val="24"/>
         </w:rPr>
       </w:pPr>
-      <w:r>
-        <w:rPr>
-          <w:rFonts w:ascii="Arial" w:eastAsia="Arial" w:hAnsi="Arial" w:cs="Arial"/>
-          <w:sz w:val="24"/>
-        </w:rPr>
-        <w:t xml:space="preserve">nao, se autoidentificar como criadora da foto, conferir se havia termos de licença que exigiam a identificação explícita de joao, ou se permitem o uso sem menção a joao </w:t>
+      <w:proofErr w:type="spellStart"/>
+      <w:r>
+        <w:rPr>
+          <w:rFonts w:ascii="Arial" w:eastAsia="Arial" w:hAnsi="Arial" w:cs="Arial"/>
+          <w:sz w:val="24"/>
+        </w:rPr>
+        <w:t>nao</w:t>
+      </w:r>
+      <w:proofErr w:type="spellEnd"/>
+      <w:r>
+        <w:rPr>
+          <w:rFonts w:ascii="Arial" w:eastAsia="Arial" w:hAnsi="Arial" w:cs="Arial"/>
+          <w:sz w:val="24"/>
+        </w:rPr>
+        <w:t xml:space="preserve">, se </w:t>
+      </w:r>
+      <w:proofErr w:type="spellStart"/>
+      <w:r>
+        <w:rPr>
+          <w:rFonts w:ascii="Arial" w:eastAsia="Arial" w:hAnsi="Arial" w:cs="Arial"/>
+          <w:sz w:val="24"/>
+        </w:rPr>
+        <w:t>autoidentificar</w:t>
+      </w:r>
+      <w:proofErr w:type="spellEnd"/>
+      <w:r>
+        <w:rPr>
+          <w:rFonts w:ascii="Arial" w:eastAsia="Arial" w:hAnsi="Arial" w:cs="Arial"/>
+          <w:sz w:val="24"/>
+        </w:rPr>
+        <w:t xml:space="preserve"> como criadora da foto, conferir se havia termos de licença que exigiam a identificação explícita de </w:t>
+      </w:r>
+      <w:proofErr w:type="spellStart"/>
+      <w:r>
+        <w:rPr>
+          <w:rFonts w:ascii="Arial" w:eastAsia="Arial" w:hAnsi="Arial" w:cs="Arial"/>
+          <w:sz w:val="24"/>
+        </w:rPr>
+        <w:t>joao</w:t>
+      </w:r>
+      <w:proofErr w:type="spellEnd"/>
+      <w:r>
+        <w:rPr>
+          <w:rFonts w:ascii="Arial" w:eastAsia="Arial" w:hAnsi="Arial" w:cs="Arial"/>
+          <w:sz w:val="24"/>
+        </w:rPr>
+        <w:t xml:space="preserve">, ou se permitem o uso sem menção a </w:t>
+      </w:r>
+      <w:proofErr w:type="spellStart"/>
+      <w:r>
+        <w:rPr>
+          <w:rFonts w:ascii="Arial" w:eastAsia="Arial" w:hAnsi="Arial" w:cs="Arial"/>
+          <w:sz w:val="24"/>
+        </w:rPr>
+        <w:t>joao</w:t>
+      </w:r>
+      <w:proofErr w:type="spellEnd"/>
+      <w:r>
+        <w:rPr>
+          <w:rFonts w:ascii="Arial" w:eastAsia="Arial" w:hAnsi="Arial" w:cs="Arial"/>
+          <w:sz w:val="24"/>
+        </w:rPr>
+        <w:t xml:space="preserve"> </w:t>
       </w:r>
     </w:p>
     <w:p>
@@ -8272,6 +9420,7 @@
           <w:sz w:val="24"/>
         </w:rPr>
       </w:pPr>
+      <w:proofErr w:type="gramStart"/>
       <w:r>
         <w:rPr>
           <w:rFonts w:ascii="Segoe UI Symbol" w:eastAsia="Segoe UI Symbol" w:hAnsi="Segoe UI Symbol" w:cs="Segoe UI Symbol"/>
@@ -8286,6 +9435,7 @@
         </w:rPr>
         <w:t xml:space="preserve"> Restaurante</w:t>
       </w:r>
+      <w:proofErr w:type="gramEnd"/>
     </w:p>
     <w:p>
       <w:pPr>
@@ -8592,6 +9742,22 @@
       <w:r>
         <w:rPr>
           <w:rFonts w:ascii="Arial" w:eastAsia="Arial" w:hAnsi="Arial" w:cs="Arial"/>
+          <w:sz w:val="24"/>
+        </w:rPr>
+        <w:t>1 imagem</w:t>
+      </w:r>
+    </w:p>
+    <w:p>
+      <w:pPr>
+        <w:spacing w:before="180" w:after="180" w:line="360" w:lineRule="auto"/>
+        <w:rPr>
+          <w:rFonts w:ascii="Arial" w:eastAsia="Arial" w:hAnsi="Arial" w:cs="Arial"/>
+          <w:sz w:val="24"/>
+        </w:rPr>
+      </w:pPr>
+      <w:r>
+        <w:rPr>
+          <w:rFonts w:ascii="Arial" w:eastAsia="Arial" w:hAnsi="Arial" w:cs="Arial"/>
           <w:b/>
           <w:sz w:val="24"/>
         </w:rPr>
@@ -8628,6 +9794,53 @@
           <w:sz w:val="24"/>
         </w:rPr>
         <w:br/>
+      </w:r>
+      <w:r>
+        <w:br/>
+      </w:r>
+      <w:proofErr w:type="spellStart"/>
+      <w:r>
+        <w:rPr>
+          <w:rFonts w:ascii="Roboto" w:hAnsi="Roboto"/>
+          <w:color w:val="191919"/>
+          <w:spacing w:val="-30"/>
+          <w:sz w:val="20"/>
+          <w:szCs w:val="20"/>
+        </w:rPr>
+        <w:t>Tima</w:t>
+      </w:r>
+      <w:proofErr w:type="spellEnd"/>
+      <w:r>
+        <w:rPr>
+          <w:rFonts w:ascii="Roboto" w:hAnsi="Roboto"/>
+          <w:b/>
+          <w:bCs/>
+          <w:color w:val="191919"/>
+          <w:spacing w:val="-30"/>
+          <w:sz w:val="20"/>
+          <w:szCs w:val="20"/>
+        </w:rPr>
+        <w:t> </w:t>
+      </w:r>
+      <w:proofErr w:type="spellStart"/>
+      <w:r>
+        <w:rPr>
+          <w:rFonts w:ascii="Roboto" w:hAnsi="Roboto"/>
+          <w:b/>
+          <w:bCs/>
+          <w:color w:val="191919"/>
+          <w:spacing w:val="-30"/>
+          <w:sz w:val="20"/>
+          <w:szCs w:val="20"/>
+        </w:rPr>
+        <w:t>Miroshnichenko</w:t>
+      </w:r>
+      <w:proofErr w:type="spellEnd"/>
+      <w:r>
+        <w:rPr>
+          <w:rFonts w:ascii="Arial" w:eastAsia="Arial" w:hAnsi="Arial" w:cs="Arial"/>
+          <w:sz w:val="24"/>
+        </w:rPr>
         <w:t>____________________________________________</w:t>
       </w:r>
     </w:p>
@@ -8645,7 +9858,252 @@
           <w:b/>
           <w:sz w:val="24"/>
         </w:rPr>
+        <w:lastRenderedPageBreak/>
         <w:t>Licença:</w:t>
+      </w:r>
+      <w:r>
+        <w:rPr>
+          <w:rFonts w:ascii="Arial" w:eastAsia="Arial" w:hAnsi="Arial" w:cs="Arial"/>
+          <w:sz w:val="24"/>
+        </w:rPr>
+        <w:br/>
+      </w:r>
+      <w:r>
+        <w:rPr>
+          <w:sz w:val="26"/>
+          <w:szCs w:val="26"/>
+        </w:rPr>
+        <w:t xml:space="preserve">Licença </w:t>
+      </w:r>
+      <w:proofErr w:type="spellStart"/>
+      <w:r>
+        <w:rPr>
+          <w:sz w:val="26"/>
+          <w:szCs w:val="26"/>
+        </w:rPr>
+        <w:t>Pexels</w:t>
+      </w:r>
+      <w:proofErr w:type="spellEnd"/>
+      <w:r>
+        <w:rPr>
+          <w:rFonts w:ascii="Arial" w:eastAsia="Arial" w:hAnsi="Arial" w:cs="Arial"/>
+          <w:sz w:val="24"/>
+        </w:rPr>
+        <w:t>___________________________________________</w:t>
+      </w:r>
+    </w:p>
+    <w:p>
+      <w:pPr>
+        <w:spacing w:before="180" w:after="180" w:line="360" w:lineRule="auto"/>
+        <w:rPr>
+          <w:rFonts w:ascii="Arial" w:eastAsia="Arial" w:hAnsi="Arial" w:cs="Arial"/>
+          <w:sz w:val="24"/>
+        </w:rPr>
+      </w:pPr>
+      <w:r>
+        <w:rPr>
+          <w:rFonts w:ascii="Arial" w:eastAsia="Arial" w:hAnsi="Arial" w:cs="Arial"/>
+          <w:b/>
+          <w:sz w:val="24"/>
+        </w:rPr>
+        <w:t>Uso comercial permitido?</w:t>
+      </w:r>
+      <w:r>
+        <w:rPr>
+          <w:rFonts w:ascii="Arial" w:eastAsia="Arial" w:hAnsi="Arial" w:cs="Arial"/>
+          <w:sz w:val="24"/>
+        </w:rPr>
+        <w:br/>
+      </w:r>
+      <w:r>
+        <w:rPr>
+          <w:rFonts w:ascii="Arial" w:eastAsia="Arial" w:hAnsi="Arial" w:cs="Arial"/>
+          <w:sz w:val="24"/>
+        </w:rPr>
+        <w:t>sim</w:t>
+      </w:r>
+      <w:r>
+        <w:rPr>
+          <w:rFonts w:ascii="Arial" w:eastAsia="Arial" w:hAnsi="Arial" w:cs="Arial"/>
+          <w:sz w:val="24"/>
+        </w:rPr>
+        <w:t>____________________________________________</w:t>
+      </w:r>
+    </w:p>
+    <w:p>
+      <w:pPr>
+        <w:spacing w:before="180" w:after="180" w:line="360" w:lineRule="auto"/>
+        <w:rPr>
+          <w:rFonts w:ascii="Arial" w:eastAsia="Arial" w:hAnsi="Arial" w:cs="Arial"/>
+          <w:sz w:val="24"/>
+        </w:rPr>
+      </w:pPr>
+      <w:r>
+        <w:rPr>
+          <w:rFonts w:ascii="Arial" w:eastAsia="Arial" w:hAnsi="Arial" w:cs="Arial"/>
+          <w:b/>
+          <w:sz w:val="24"/>
+        </w:rPr>
+        <w:t>Modificação permitida?</w:t>
+      </w:r>
+      <w:r>
+        <w:rPr>
+          <w:rFonts w:ascii="Arial" w:eastAsia="Arial" w:hAnsi="Arial" w:cs="Arial"/>
+          <w:sz w:val="24"/>
+        </w:rPr>
+        <w:br/>
+      </w:r>
+      <w:r>
+        <w:rPr>
+          <w:rFonts w:ascii="Arial" w:eastAsia="Arial" w:hAnsi="Arial" w:cs="Arial"/>
+          <w:sz w:val="24"/>
+        </w:rPr>
+        <w:t>sim</w:t>
+      </w:r>
+      <w:r>
+        <w:rPr>
+          <w:rFonts w:ascii="Arial" w:eastAsia="Arial" w:hAnsi="Arial" w:cs="Arial"/>
+          <w:sz w:val="24"/>
+        </w:rPr>
+        <w:t>____________________________________________</w:t>
+      </w:r>
+    </w:p>
+    <w:p>
+      <w:pPr>
+        <w:spacing w:before="180" w:after="180" w:line="360" w:lineRule="auto"/>
+        <w:rPr>
+          <w:rFonts w:ascii="Arial" w:eastAsia="Arial" w:hAnsi="Arial" w:cs="Arial"/>
+          <w:sz w:val="24"/>
+        </w:rPr>
+      </w:pPr>
+      <w:r>
+        <w:rPr>
+          <w:rFonts w:ascii="Arial" w:eastAsia="Arial" w:hAnsi="Arial" w:cs="Arial"/>
+          <w:b/>
+          <w:sz w:val="24"/>
+        </w:rPr>
+        <w:t>Crédito necessário?</w:t>
+      </w:r>
+      <w:r>
+        <w:rPr>
+          <w:rFonts w:ascii="Arial" w:eastAsia="Arial" w:hAnsi="Arial" w:cs="Arial"/>
+          <w:sz w:val="24"/>
+        </w:rPr>
+        <w:br/>
+      </w:r>
+      <w:proofErr w:type="spellStart"/>
+      <w:r>
+        <w:rPr>
+          <w:rFonts w:ascii="Arial" w:eastAsia="Arial" w:hAnsi="Arial" w:cs="Arial"/>
+          <w:sz w:val="24"/>
+        </w:rPr>
+        <w:t>nao</w:t>
+      </w:r>
+      <w:proofErr w:type="spellEnd"/>
+      <w:r>
+        <w:rPr>
+          <w:rFonts w:ascii="Arial" w:eastAsia="Arial" w:hAnsi="Arial" w:cs="Arial"/>
+          <w:sz w:val="24"/>
+        </w:rPr>
+        <w:t>____________________________________________</w:t>
+      </w:r>
+    </w:p>
+    <w:p>
+      <w:pPr>
+        <w:spacing w:before="180" w:after="180" w:line="360" w:lineRule="auto"/>
+        <w:rPr>
+          <w:rFonts w:ascii="Arial" w:eastAsia="Arial" w:hAnsi="Arial" w:cs="Arial"/>
+          <w:sz w:val="24"/>
+        </w:rPr>
+      </w:pPr>
+      <w:r>
+        <w:rPr>
+          <w:rFonts w:ascii="Arial" w:eastAsia="Arial" w:hAnsi="Arial" w:cs="Arial"/>
+          <w:b/>
+          <w:sz w:val="24"/>
+        </w:rPr>
+        <w:t>Fonte:</w:t>
+      </w:r>
+      <w:r>
+        <w:rPr>
+          <w:rFonts w:ascii="Arial" w:eastAsia="Arial" w:hAnsi="Arial" w:cs="Arial"/>
+          <w:sz w:val="24"/>
+        </w:rPr>
+        <w:br/>
+      </w:r>
+      <w:r>
+        <w:rPr>
+          <w:rFonts w:ascii="Arial" w:eastAsia="Arial" w:hAnsi="Arial" w:cs="Arial"/>
+          <w:sz w:val="24"/>
+        </w:rPr>
+        <w:t>https://www.pexels.com/pt-br/</w:t>
+      </w:r>
+      <w:r>
+        <w:rPr>
+          <w:rFonts w:ascii="Arial" w:eastAsia="Arial" w:hAnsi="Arial" w:cs="Arial"/>
+          <w:sz w:val="24"/>
+        </w:rPr>
+        <w:t>____________________________________________</w:t>
+      </w:r>
+    </w:p>
+    <w:p>
+      <w:pPr>
+        <w:spacing w:before="180" w:after="180" w:line="360" w:lineRule="auto"/>
+        <w:rPr>
+          <w:rFonts w:ascii="Arial" w:eastAsia="Arial" w:hAnsi="Arial" w:cs="Arial"/>
+          <w:sz w:val="24"/>
+        </w:rPr>
+      </w:pPr>
+    </w:p>
+    <w:p>
+      <w:pPr>
+        <w:spacing w:before="180" w:after="180" w:line="360" w:lineRule="auto"/>
+        <w:rPr>
+          <w:rFonts w:ascii="Arial" w:eastAsia="Arial" w:hAnsi="Arial" w:cs="Arial"/>
+          <w:sz w:val="24"/>
+        </w:rPr>
+      </w:pPr>
+    </w:p>
+    <w:p>
+      <w:pPr>
+        <w:spacing w:before="180" w:after="180" w:line="360" w:lineRule="auto"/>
+        <w:rPr>
+          <w:rFonts w:ascii="Arial" w:eastAsia="Arial" w:hAnsi="Arial" w:cs="Arial"/>
+          <w:sz w:val="24"/>
+        </w:rPr>
+      </w:pPr>
+    </w:p>
+    <w:p>
+      <w:pPr>
+        <w:spacing w:before="180" w:after="180" w:line="360" w:lineRule="auto"/>
+        <w:rPr>
+          <w:rFonts w:ascii="Arial" w:eastAsia="Arial" w:hAnsi="Arial" w:cs="Arial"/>
+          <w:sz w:val="24"/>
+        </w:rPr>
+      </w:pPr>
+      <w:r>
+        <w:rPr>
+          <w:rFonts w:ascii="Arial" w:eastAsia="Arial" w:hAnsi="Arial" w:cs="Arial"/>
+          <w:sz w:val="24"/>
+        </w:rPr>
+        <w:t>Imagem 2</w:t>
+      </w:r>
+    </w:p>
+    <w:p>
+      <w:pPr>
+        <w:spacing w:before="180" w:after="180" w:line="360" w:lineRule="auto"/>
+        <w:rPr>
+          <w:rFonts w:ascii="Arial" w:eastAsia="Arial" w:hAnsi="Arial" w:cs="Arial"/>
+          <w:sz w:val="24"/>
+        </w:rPr>
+      </w:pPr>
+      <w:r>
+        <w:rPr>
+          <w:rFonts w:ascii="Arial" w:eastAsia="Arial" w:hAnsi="Arial" w:cs="Arial"/>
+          <w:b/>
+          <w:sz w:val="24"/>
+        </w:rPr>
+        <w:t>Nome do recurso:</w:t>
       </w:r>
       <w:r>
         <w:rPr>
@@ -8670,7 +10128,592 @@
           <w:b/>
           <w:sz w:val="24"/>
         </w:rPr>
+        <w:t>Autor:</w:t>
+      </w:r>
+      <w:r>
+        <w:rPr>
+          <w:rFonts w:ascii="Arial" w:eastAsia="Arial" w:hAnsi="Arial" w:cs="Arial"/>
+          <w:sz w:val="24"/>
+        </w:rPr>
+        <w:br/>
+      </w:r>
+      <w:r>
+        <w:br/>
+      </w:r>
+      <w:proofErr w:type="spellStart"/>
+      <w:r>
+        <w:rPr>
+          <w:rFonts w:ascii="Roboto" w:hAnsi="Roboto"/>
+          <w:b/>
+          <w:bCs/>
+          <w:color w:val="191919"/>
+          <w:spacing w:val="-30"/>
+          <w:sz w:val="24"/>
+          <w:szCs w:val="24"/>
+        </w:rPr>
+        <w:t>Tima</w:t>
+      </w:r>
+      <w:proofErr w:type="spellEnd"/>
+      <w:r>
+        <w:rPr>
+          <w:rFonts w:ascii="Roboto" w:hAnsi="Roboto"/>
+          <w:b/>
+          <w:bCs/>
+          <w:color w:val="191919"/>
+          <w:spacing w:val="-30"/>
+          <w:sz w:val="24"/>
+          <w:szCs w:val="24"/>
+        </w:rPr>
+        <w:t> </w:t>
+      </w:r>
+      <w:proofErr w:type="spellStart"/>
+      <w:r>
+        <w:rPr>
+          <w:rFonts w:ascii="Roboto" w:hAnsi="Roboto"/>
+          <w:b/>
+          <w:bCs/>
+          <w:color w:val="191919"/>
+          <w:spacing w:val="-30"/>
+          <w:sz w:val="24"/>
+          <w:szCs w:val="24"/>
+        </w:rPr>
+        <w:t>Miroshnichenko</w:t>
+      </w:r>
+      <w:proofErr w:type="spellEnd"/>
+      <w:r>
+        <w:rPr>
+          <w:rFonts w:ascii="Arial" w:eastAsia="Arial" w:hAnsi="Arial" w:cs="Arial"/>
+          <w:sz w:val="24"/>
+        </w:rPr>
+        <w:t>____________________________________________</w:t>
+      </w:r>
+    </w:p>
+    <w:p>
+      <w:pPr>
+        <w:spacing w:before="180" w:after="180" w:line="360" w:lineRule="auto"/>
+        <w:rPr>
+          <w:rFonts w:ascii="Arial" w:eastAsia="Arial" w:hAnsi="Arial" w:cs="Arial"/>
+          <w:sz w:val="24"/>
+        </w:rPr>
+      </w:pPr>
+      <w:r>
+        <w:rPr>
+          <w:rFonts w:ascii="Arial" w:eastAsia="Arial" w:hAnsi="Arial" w:cs="Arial"/>
+          <w:b/>
+          <w:sz w:val="24"/>
+        </w:rPr>
+        <w:t>Licença:</w:t>
+      </w:r>
+      <w:r>
+        <w:rPr>
+          <w:rFonts w:ascii="Arial" w:eastAsia="Arial" w:hAnsi="Arial" w:cs="Arial"/>
+          <w:sz w:val="24"/>
+        </w:rPr>
+        <w:br/>
+      </w:r>
+      <w:r>
+        <w:rPr>
+          <w:sz w:val="26"/>
+          <w:szCs w:val="26"/>
+        </w:rPr>
+        <w:t xml:space="preserve">Licença </w:t>
+      </w:r>
+      <w:proofErr w:type="spellStart"/>
+      <w:r>
+        <w:rPr>
+          <w:sz w:val="26"/>
+          <w:szCs w:val="26"/>
+        </w:rPr>
+        <w:t>Pexels</w:t>
+      </w:r>
+      <w:proofErr w:type="spellEnd"/>
+      <w:r>
+        <w:rPr>
+          <w:rFonts w:ascii="Arial" w:eastAsia="Arial" w:hAnsi="Arial" w:cs="Arial"/>
+          <w:sz w:val="24"/>
+        </w:rPr>
+        <w:t xml:space="preserve"> </w:t>
+      </w:r>
+      <w:r>
+        <w:rPr>
+          <w:rFonts w:ascii="Arial" w:eastAsia="Arial" w:hAnsi="Arial" w:cs="Arial"/>
+          <w:sz w:val="24"/>
+        </w:rPr>
+        <w:t>____________________________________________</w:t>
+      </w:r>
+    </w:p>
+    <w:p>
+      <w:pPr>
+        <w:spacing w:before="180" w:after="180" w:line="360" w:lineRule="auto"/>
+        <w:rPr>
+          <w:rFonts w:ascii="Arial" w:eastAsia="Arial" w:hAnsi="Arial" w:cs="Arial"/>
+          <w:sz w:val="24"/>
+        </w:rPr>
+      </w:pPr>
+      <w:r>
+        <w:rPr>
+          <w:rFonts w:ascii="Arial" w:eastAsia="Arial" w:hAnsi="Arial" w:cs="Arial"/>
+          <w:b/>
+          <w:sz w:val="24"/>
+        </w:rPr>
+        <w:t>Uso comercial permitido?</w:t>
+      </w:r>
+      <w:r>
+        <w:rPr>
+          <w:rFonts w:ascii="Arial" w:eastAsia="Arial" w:hAnsi="Arial" w:cs="Arial"/>
+          <w:sz w:val="24"/>
+        </w:rPr>
+        <w:br/>
+      </w:r>
+      <w:r>
+        <w:rPr>
+          <w:rFonts w:ascii="Arial" w:eastAsia="Arial" w:hAnsi="Arial" w:cs="Arial"/>
+          <w:sz w:val="24"/>
+        </w:rPr>
+        <w:t>sim</w:t>
+      </w:r>
+      <w:r>
+        <w:rPr>
+          <w:rFonts w:ascii="Arial" w:eastAsia="Arial" w:hAnsi="Arial" w:cs="Arial"/>
+          <w:sz w:val="24"/>
+        </w:rPr>
+        <w:t>____________________________________________</w:t>
+      </w:r>
+    </w:p>
+    <w:p>
+      <w:pPr>
+        <w:spacing w:before="180" w:after="180" w:line="360" w:lineRule="auto"/>
+        <w:rPr>
+          <w:rFonts w:ascii="Arial" w:eastAsia="Arial" w:hAnsi="Arial" w:cs="Arial"/>
+          <w:sz w:val="24"/>
+        </w:rPr>
+      </w:pPr>
+      <w:r>
+        <w:rPr>
+          <w:rFonts w:ascii="Arial" w:eastAsia="Arial" w:hAnsi="Arial" w:cs="Arial"/>
+          <w:b/>
+          <w:sz w:val="24"/>
+        </w:rPr>
+        <w:t>Modificação permitida?</w:t>
+      </w:r>
+      <w:r>
+        <w:rPr>
+          <w:rFonts w:ascii="Arial" w:eastAsia="Arial" w:hAnsi="Arial" w:cs="Arial"/>
+          <w:sz w:val="24"/>
+        </w:rPr>
+        <w:br/>
+      </w:r>
+      <w:r>
+        <w:rPr>
+          <w:rFonts w:ascii="Arial" w:eastAsia="Arial" w:hAnsi="Arial" w:cs="Arial"/>
+          <w:sz w:val="24"/>
+        </w:rPr>
+        <w:t>sim</w:t>
+      </w:r>
+      <w:r>
+        <w:rPr>
+          <w:rFonts w:ascii="Arial" w:eastAsia="Arial" w:hAnsi="Arial" w:cs="Arial"/>
+          <w:sz w:val="24"/>
+        </w:rPr>
+        <w:t>____________________________________________</w:t>
+      </w:r>
+    </w:p>
+    <w:p>
+      <w:pPr>
+        <w:spacing w:before="180" w:after="180" w:line="360" w:lineRule="auto"/>
+        <w:rPr>
+          <w:rFonts w:ascii="Arial" w:eastAsia="Arial" w:hAnsi="Arial" w:cs="Arial"/>
+          <w:sz w:val="24"/>
+        </w:rPr>
+      </w:pPr>
+      <w:r>
+        <w:rPr>
+          <w:rFonts w:ascii="Arial" w:eastAsia="Arial" w:hAnsi="Arial" w:cs="Arial"/>
+          <w:b/>
+          <w:sz w:val="24"/>
+        </w:rPr>
         <w:lastRenderedPageBreak/>
+        <w:t>Crédito necessário?</w:t>
+      </w:r>
+      <w:r>
+        <w:rPr>
+          <w:rFonts w:ascii="Arial" w:eastAsia="Arial" w:hAnsi="Arial" w:cs="Arial"/>
+          <w:sz w:val="24"/>
+        </w:rPr>
+        <w:br/>
+      </w:r>
+      <w:proofErr w:type="spellStart"/>
+      <w:r>
+        <w:rPr>
+          <w:rFonts w:ascii="Arial" w:eastAsia="Arial" w:hAnsi="Arial" w:cs="Arial"/>
+          <w:sz w:val="24"/>
+        </w:rPr>
+        <w:t>nao</w:t>
+      </w:r>
+      <w:proofErr w:type="spellEnd"/>
+      <w:r>
+        <w:rPr>
+          <w:rFonts w:ascii="Arial" w:eastAsia="Arial" w:hAnsi="Arial" w:cs="Arial"/>
+          <w:sz w:val="24"/>
+        </w:rPr>
+        <w:t>____________________________________________</w:t>
+      </w:r>
+    </w:p>
+    <w:p>
+      <w:pPr>
+        <w:spacing w:before="180" w:after="180" w:line="360" w:lineRule="auto"/>
+        <w:rPr>
+          <w:rFonts w:ascii="Arial" w:eastAsia="Arial" w:hAnsi="Arial" w:cs="Arial"/>
+          <w:sz w:val="24"/>
+        </w:rPr>
+      </w:pPr>
+      <w:r>
+        <w:rPr>
+          <w:rFonts w:ascii="Arial" w:eastAsia="Arial" w:hAnsi="Arial" w:cs="Arial"/>
+          <w:b/>
+          <w:sz w:val="24"/>
+        </w:rPr>
+        <w:t>Fonte:</w:t>
+      </w:r>
+      <w:r>
+        <w:rPr>
+          <w:rFonts w:ascii="Arial" w:eastAsia="Arial" w:hAnsi="Arial" w:cs="Arial"/>
+          <w:sz w:val="24"/>
+        </w:rPr>
+        <w:br/>
+      </w:r>
+      <w:r>
+        <w:rPr>
+          <w:rFonts w:ascii="Arial" w:eastAsia="Arial" w:hAnsi="Arial" w:cs="Arial"/>
+          <w:sz w:val="24"/>
+        </w:rPr>
+        <w:t>https://www.pexels.com/pt-br</w:t>
+      </w:r>
+      <w:r>
+        <w:rPr>
+          <w:rFonts w:ascii="Arial" w:eastAsia="Arial" w:hAnsi="Arial" w:cs="Arial"/>
+          <w:sz w:val="24"/>
+        </w:rPr>
+        <w:t>/</w:t>
+      </w:r>
+      <w:r>
+        <w:rPr>
+          <w:rFonts w:ascii="Arial" w:eastAsia="Arial" w:hAnsi="Arial" w:cs="Arial"/>
+          <w:sz w:val="24"/>
+        </w:rPr>
+        <w:t>____________________________________________</w:t>
+      </w:r>
+    </w:p>
+    <w:p>
+      <w:pPr>
+        <w:spacing w:after="200" w:line="360" w:lineRule="auto"/>
+        <w:rPr>
+          <w:rFonts w:ascii="Arial" w:eastAsia="Arial" w:hAnsi="Arial" w:cs="Arial"/>
+          <w:sz w:val="24"/>
+        </w:rPr>
+      </w:pPr>
+    </w:p>
+    <w:p>
+      <w:pPr>
+        <w:spacing w:after="200" w:line="360" w:lineRule="auto"/>
+        <w:rPr>
+          <w:rFonts w:ascii="Arial" w:eastAsia="Arial" w:hAnsi="Arial" w:cs="Arial"/>
+          <w:sz w:val="24"/>
+        </w:rPr>
+      </w:pPr>
+    </w:p>
+    <w:p>
+      <w:pPr>
+        <w:spacing w:after="200" w:line="360" w:lineRule="auto"/>
+        <w:rPr>
+          <w:rFonts w:ascii="Arial" w:eastAsia="Arial" w:hAnsi="Arial" w:cs="Arial"/>
+          <w:sz w:val="24"/>
+        </w:rPr>
+      </w:pPr>
+    </w:p>
+    <w:p>
+      <w:pPr>
+        <w:spacing w:before="180" w:after="180" w:line="360" w:lineRule="auto"/>
+        <w:rPr>
+          <w:rFonts w:ascii="Arial" w:eastAsia="Arial" w:hAnsi="Arial" w:cs="Arial"/>
+          <w:sz w:val="24"/>
+        </w:rPr>
+      </w:pPr>
+      <w:r>
+        <w:rPr>
+          <w:rFonts w:ascii="Arial" w:eastAsia="Arial" w:hAnsi="Arial" w:cs="Arial"/>
+          <w:b/>
+          <w:sz w:val="24"/>
+        </w:rPr>
+        <w:t>Nome do recurso:</w:t>
+      </w:r>
+      <w:r>
+        <w:rPr>
+          <w:rFonts w:ascii="Arial" w:eastAsia="Arial" w:hAnsi="Arial" w:cs="Arial"/>
+          <w:sz w:val="24"/>
+        </w:rPr>
+        <w:br/>
+        <w:t>____________________________________________</w:t>
+      </w:r>
+    </w:p>
+    <w:p>
+      <w:pPr>
+        <w:spacing w:before="180" w:after="180" w:line="360" w:lineRule="auto"/>
+        <w:rPr>
+          <w:rFonts w:ascii="Arial" w:eastAsia="Arial" w:hAnsi="Arial" w:cs="Arial"/>
+          <w:sz w:val="24"/>
+        </w:rPr>
+      </w:pPr>
+      <w:r>
+        <w:rPr>
+          <w:rFonts w:ascii="Arial" w:eastAsia="Arial" w:hAnsi="Arial" w:cs="Arial"/>
+          <w:b/>
+          <w:sz w:val="24"/>
+        </w:rPr>
+        <w:t>Autor:</w:t>
+      </w:r>
+      <w:r>
+        <w:rPr>
+          <w:rFonts w:ascii="Arial" w:eastAsia="Arial" w:hAnsi="Arial" w:cs="Arial"/>
+          <w:sz w:val="24"/>
+        </w:rPr>
+        <w:br/>
+        <w:t>____________________________________________</w:t>
+      </w:r>
+    </w:p>
+    <w:p>
+      <w:pPr>
+        <w:spacing w:before="180" w:after="180" w:line="360" w:lineRule="auto"/>
+        <w:rPr>
+          <w:rFonts w:ascii="Arial" w:eastAsia="Arial" w:hAnsi="Arial" w:cs="Arial"/>
+          <w:sz w:val="24"/>
+        </w:rPr>
+      </w:pPr>
+      <w:r>
+        <w:rPr>
+          <w:rFonts w:ascii="Arial" w:eastAsia="Arial" w:hAnsi="Arial" w:cs="Arial"/>
+          <w:b/>
+          <w:sz w:val="24"/>
+        </w:rPr>
+        <w:t>Licença:</w:t>
+      </w:r>
+      <w:r>
+        <w:rPr>
+          <w:rFonts w:ascii="Arial" w:eastAsia="Arial" w:hAnsi="Arial" w:cs="Arial"/>
+          <w:sz w:val="24"/>
+        </w:rPr>
+        <w:br/>
+        <w:t>____________________________________________</w:t>
+      </w:r>
+    </w:p>
+    <w:p>
+      <w:pPr>
+        <w:spacing w:before="180" w:after="180" w:line="360" w:lineRule="auto"/>
+        <w:rPr>
+          <w:rFonts w:ascii="Arial" w:eastAsia="Arial" w:hAnsi="Arial" w:cs="Arial"/>
+          <w:sz w:val="24"/>
+        </w:rPr>
+      </w:pPr>
+      <w:r>
+        <w:rPr>
+          <w:rFonts w:ascii="Arial" w:eastAsia="Arial" w:hAnsi="Arial" w:cs="Arial"/>
+          <w:b/>
+          <w:sz w:val="24"/>
+        </w:rPr>
+        <w:t>Uso comercial permitido?</w:t>
+      </w:r>
+      <w:r>
+        <w:rPr>
+          <w:rFonts w:ascii="Arial" w:eastAsia="Arial" w:hAnsi="Arial" w:cs="Arial"/>
+          <w:sz w:val="24"/>
+        </w:rPr>
+        <w:br/>
+        <w:t>____________________________________________</w:t>
+      </w:r>
+    </w:p>
+    <w:p>
+      <w:pPr>
+        <w:spacing w:before="180" w:after="180" w:line="360" w:lineRule="auto"/>
+        <w:rPr>
+          <w:rFonts w:ascii="Arial" w:eastAsia="Arial" w:hAnsi="Arial" w:cs="Arial"/>
+          <w:sz w:val="24"/>
+        </w:rPr>
+      </w:pPr>
+      <w:r>
+        <w:rPr>
+          <w:rFonts w:ascii="Arial" w:eastAsia="Arial" w:hAnsi="Arial" w:cs="Arial"/>
+          <w:b/>
+          <w:sz w:val="24"/>
+        </w:rPr>
+        <w:t>Modificação permitida?</w:t>
+      </w:r>
+      <w:r>
+        <w:rPr>
+          <w:rFonts w:ascii="Arial" w:eastAsia="Arial" w:hAnsi="Arial" w:cs="Arial"/>
+          <w:sz w:val="24"/>
+        </w:rPr>
+        <w:br/>
+        <w:t>____________________________________________</w:t>
+      </w:r>
+    </w:p>
+    <w:p>
+      <w:pPr>
+        <w:spacing w:before="180" w:after="180" w:line="360" w:lineRule="auto"/>
+        <w:rPr>
+          <w:rFonts w:ascii="Arial" w:eastAsia="Arial" w:hAnsi="Arial" w:cs="Arial"/>
+          <w:sz w:val="24"/>
+        </w:rPr>
+      </w:pPr>
+      <w:r>
+        <w:rPr>
+          <w:rFonts w:ascii="Arial" w:eastAsia="Arial" w:hAnsi="Arial" w:cs="Arial"/>
+          <w:b/>
+          <w:sz w:val="24"/>
+        </w:rPr>
+        <w:t>Crédito necessário?</w:t>
+      </w:r>
+      <w:r>
+        <w:rPr>
+          <w:rFonts w:ascii="Arial" w:eastAsia="Arial" w:hAnsi="Arial" w:cs="Arial"/>
+          <w:sz w:val="24"/>
+        </w:rPr>
+        <w:br/>
+        <w:t>____________________________________________</w:t>
+      </w:r>
+    </w:p>
+    <w:p>
+      <w:pPr>
+        <w:spacing w:before="180" w:after="180" w:line="360" w:lineRule="auto"/>
+        <w:rPr>
+          <w:rFonts w:ascii="Arial" w:eastAsia="Arial" w:hAnsi="Arial" w:cs="Arial"/>
+          <w:sz w:val="24"/>
+        </w:rPr>
+      </w:pPr>
+      <w:r>
+        <w:rPr>
+          <w:rFonts w:ascii="Arial" w:eastAsia="Arial" w:hAnsi="Arial" w:cs="Arial"/>
+          <w:b/>
+          <w:sz w:val="24"/>
+        </w:rPr>
+        <w:t>Fonte:</w:t>
+      </w:r>
+      <w:r>
+        <w:rPr>
+          <w:rFonts w:ascii="Arial" w:eastAsia="Arial" w:hAnsi="Arial" w:cs="Arial"/>
+          <w:sz w:val="24"/>
+        </w:rPr>
+        <w:br/>
+        <w:t>____________________________________________</w:t>
+      </w:r>
+    </w:p>
+    <w:p>
+      <w:pPr>
+        <w:spacing w:after="200" w:line="360" w:lineRule="auto"/>
+        <w:rPr>
+          <w:rFonts w:ascii="Arial" w:eastAsia="Arial" w:hAnsi="Arial" w:cs="Arial"/>
+          <w:sz w:val="24"/>
+        </w:rPr>
+      </w:pPr>
+    </w:p>
+    <w:p>
+      <w:pPr>
+        <w:spacing w:after="200" w:line="360" w:lineRule="auto"/>
+        <w:rPr>
+          <w:rFonts w:ascii="Arial" w:eastAsia="Arial" w:hAnsi="Arial" w:cs="Arial"/>
+          <w:sz w:val="24"/>
+        </w:rPr>
+      </w:pPr>
+    </w:p>
+    <w:p>
+      <w:pPr>
+        <w:spacing w:before="180" w:after="180" w:line="360" w:lineRule="auto"/>
+        <w:rPr>
+          <w:rFonts w:ascii="Arial" w:eastAsia="Arial" w:hAnsi="Arial" w:cs="Arial"/>
+          <w:sz w:val="24"/>
+        </w:rPr>
+      </w:pPr>
+      <w:r>
+        <w:rPr>
+          <w:rFonts w:ascii="Arial" w:eastAsia="Arial" w:hAnsi="Arial" w:cs="Arial"/>
+          <w:b/>
+          <w:sz w:val="24"/>
+        </w:rPr>
+        <w:t>Nome do recurso:</w:t>
+      </w:r>
+      <w:r>
+        <w:rPr>
+          <w:rFonts w:ascii="Arial" w:eastAsia="Arial" w:hAnsi="Arial" w:cs="Arial"/>
+          <w:sz w:val="24"/>
+        </w:rPr>
+        <w:br/>
+        <w:t>____________________________________________</w:t>
+      </w:r>
+    </w:p>
+    <w:p>
+      <w:pPr>
+        <w:spacing w:before="180" w:after="180" w:line="360" w:lineRule="auto"/>
+        <w:rPr>
+          <w:rFonts w:ascii="Arial" w:eastAsia="Arial" w:hAnsi="Arial" w:cs="Arial"/>
+          <w:sz w:val="24"/>
+        </w:rPr>
+      </w:pPr>
+      <w:r>
+        <w:rPr>
+          <w:rFonts w:ascii="Arial" w:eastAsia="Arial" w:hAnsi="Arial" w:cs="Arial"/>
+          <w:b/>
+          <w:sz w:val="24"/>
+        </w:rPr>
+        <w:lastRenderedPageBreak/>
+        <w:t>Autor:</w:t>
+      </w:r>
+      <w:r>
+        <w:rPr>
+          <w:rFonts w:ascii="Arial" w:eastAsia="Arial" w:hAnsi="Arial" w:cs="Arial"/>
+          <w:sz w:val="24"/>
+        </w:rPr>
+        <w:br/>
+        <w:t>____________________________________________</w:t>
+      </w:r>
+    </w:p>
+    <w:p>
+      <w:pPr>
+        <w:spacing w:before="180" w:after="180" w:line="360" w:lineRule="auto"/>
+        <w:rPr>
+          <w:rFonts w:ascii="Arial" w:eastAsia="Arial" w:hAnsi="Arial" w:cs="Arial"/>
+          <w:sz w:val="24"/>
+        </w:rPr>
+      </w:pPr>
+      <w:r>
+        <w:rPr>
+          <w:rFonts w:ascii="Arial" w:eastAsia="Arial" w:hAnsi="Arial" w:cs="Arial"/>
+          <w:b/>
+          <w:sz w:val="24"/>
+        </w:rPr>
+        <w:t>Licença:</w:t>
+      </w:r>
+      <w:r>
+        <w:rPr>
+          <w:rFonts w:ascii="Arial" w:eastAsia="Arial" w:hAnsi="Arial" w:cs="Arial"/>
+          <w:sz w:val="24"/>
+        </w:rPr>
+        <w:br/>
+        <w:t>____________________________________________</w:t>
+      </w:r>
+    </w:p>
+    <w:p>
+      <w:pPr>
+        <w:spacing w:before="180" w:after="180" w:line="360" w:lineRule="auto"/>
+        <w:rPr>
+          <w:rFonts w:ascii="Arial" w:eastAsia="Arial" w:hAnsi="Arial" w:cs="Arial"/>
+          <w:sz w:val="24"/>
+        </w:rPr>
+      </w:pPr>
+      <w:r>
+        <w:rPr>
+          <w:rFonts w:ascii="Arial" w:eastAsia="Arial" w:hAnsi="Arial" w:cs="Arial"/>
+          <w:b/>
+          <w:sz w:val="24"/>
+        </w:rPr>
         <w:t>Uso comercial permitido?</w:t>
       </w:r>
       <w:r>
@@ -9040,6 +11083,7 @@
         <w:rPr>
           <w:rFonts w:ascii="Segoe UI Symbol" w:eastAsia="Segoe UI Symbol" w:hAnsi="Segoe UI Symbol" w:cs="Segoe UI Symbol"/>
         </w:rPr>
+        <w:lastRenderedPageBreak/>
         <w:t>│</w:t>
       </w:r>
       <w:r>
@@ -9142,7 +11186,6 @@
         <w:rPr>
           <w:rFonts w:ascii="Segoe UI Symbol" w:eastAsia="Segoe UI Symbol" w:hAnsi="Segoe UI Symbol" w:cs="Segoe UI Symbol"/>
         </w:rPr>
-        <w:lastRenderedPageBreak/>
         <w:t>├──</w:t>
       </w:r>
       <w:r>
@@ -9608,7 +11651,23 @@
           <w:rFonts w:ascii="Arial" w:eastAsia="Arial" w:hAnsi="Arial" w:cs="Arial"/>
           <w:sz w:val="24"/>
         </w:rPr>
-        <w:t>motivo pelo qual sua equipe decidiu não utilizá-lo.</w:t>
+        <w:t xml:space="preserve">motivo pelo qual sua equipe decidiu não </w:t>
+      </w:r>
+      <w:proofErr w:type="gramStart"/>
+      <w:r>
+        <w:rPr>
+          <w:rFonts w:ascii="Arial" w:eastAsia="Arial" w:hAnsi="Arial" w:cs="Arial"/>
+          <w:sz w:val="24"/>
+        </w:rPr>
+        <w:t>utilizá-lo</w:t>
+      </w:r>
+      <w:proofErr w:type="gramEnd"/>
+      <w:r>
+        <w:rPr>
+          <w:rFonts w:ascii="Arial" w:eastAsia="Arial" w:hAnsi="Arial" w:cs="Arial"/>
+          <w:sz w:val="24"/>
+        </w:rPr>
+        <w:t>.</w:t>
       </w:r>
     </w:p>
     <w:p>
@@ -9642,7 +11701,26 @@
           <w:b/>
           <w:sz w:val="24"/>
         </w:rPr>
-        <w:t>“Por que encontramos o conteúdo, mas decidimos não utilizá-lo?”</w:t>
+        <w:lastRenderedPageBreak/>
+        <w:t xml:space="preserve">“Por que encontramos o conteúdo, mas decidimos não </w:t>
+      </w:r>
+      <w:proofErr w:type="gramStart"/>
+      <w:r>
+        <w:rPr>
+          <w:rFonts w:ascii="Arial" w:eastAsia="Arial" w:hAnsi="Arial" w:cs="Arial"/>
+          <w:b/>
+          <w:sz w:val="24"/>
+        </w:rPr>
+        <w:t>utilizá-lo</w:t>
+      </w:r>
+      <w:proofErr w:type="gramEnd"/>
+      <w:r>
+        <w:rPr>
+          <w:rFonts w:ascii="Arial" w:eastAsia="Arial" w:hAnsi="Arial" w:cs="Arial"/>
+          <w:b/>
+          <w:sz w:val="24"/>
+        </w:rPr>
+        <w:t>?”</w:t>
       </w:r>
     </w:p>
     <w:p>
@@ -9921,7 +11999,23 @@
           <w:rFonts w:ascii="Arial" w:eastAsia="Arial" w:hAnsi="Arial" w:cs="Arial"/>
           <w:sz w:val="24"/>
         </w:rPr>
-        <w:t>Pesquisamos as licenças Creative Commons;</w:t>
+        <w:t xml:space="preserve">Pesquisamos as licenças </w:t>
+      </w:r>
+      <w:proofErr w:type="spellStart"/>
+      <w:r>
+        <w:rPr>
+          <w:rFonts w:ascii="Arial" w:eastAsia="Arial" w:hAnsi="Arial" w:cs="Arial"/>
+          <w:sz w:val="24"/>
+        </w:rPr>
+        <w:t>Creative</w:t>
+      </w:r>
+      <w:proofErr w:type="spellEnd"/>
+      <w:r>
+        <w:rPr>
+          <w:rFonts w:ascii="Arial" w:eastAsia="Arial" w:hAnsi="Arial" w:cs="Arial"/>
+          <w:sz w:val="24"/>
+        </w:rPr>
+        <w:t xml:space="preserve"> Commons;</w:t>
       </w:r>
     </w:p>
     <w:p>
@@ -10110,6 +12204,7 @@
           <w:rFonts w:ascii="Arial" w:eastAsia="Arial" w:hAnsi="Arial" w:cs="Arial"/>
           <w:sz w:val="24"/>
         </w:rPr>
+        <w:lastRenderedPageBreak/>
         <w:t>Verificamos se podemos modificar os conteúdos;</w:t>
       </w:r>
     </w:p>
@@ -10131,7 +12226,23 @@
           <w:rFonts w:ascii="Arial" w:eastAsia="Arial" w:hAnsi="Arial" w:cs="Arial"/>
           <w:sz w:val="24"/>
         </w:rPr>
-        <w:t>Entendemos Royalty Free;</w:t>
+        <w:t xml:space="preserve">Entendemos Royalty </w:t>
+      </w:r>
+      <w:proofErr w:type="spellStart"/>
+      <w:r>
+        <w:rPr>
+          <w:rFonts w:ascii="Arial" w:eastAsia="Arial" w:hAnsi="Arial" w:cs="Arial"/>
+          <w:sz w:val="24"/>
+        </w:rPr>
+        <w:t>Free</w:t>
+      </w:r>
+      <w:proofErr w:type="spellEnd"/>
+      <w:r>
+        <w:rPr>
+          <w:rFonts w:ascii="Arial" w:eastAsia="Arial" w:hAnsi="Arial" w:cs="Arial"/>
+          <w:sz w:val="24"/>
+        </w:rPr>
+        <w:t>;</w:t>
       </w:r>
     </w:p>
     <w:p>
@@ -10152,7 +12263,39 @@
           <w:rFonts w:ascii="Arial" w:eastAsia="Arial" w:hAnsi="Arial" w:cs="Arial"/>
           <w:sz w:val="24"/>
         </w:rPr>
-        <w:t>Entendemos Rights Managed;</w:t>
+        <w:t xml:space="preserve">Entendemos </w:t>
+      </w:r>
+      <w:proofErr w:type="spellStart"/>
+      <w:r>
+        <w:rPr>
+          <w:rFonts w:ascii="Arial" w:eastAsia="Arial" w:hAnsi="Arial" w:cs="Arial"/>
+          <w:sz w:val="24"/>
+        </w:rPr>
+        <w:t>Rights</w:t>
+      </w:r>
+      <w:proofErr w:type="spellEnd"/>
+      <w:r>
+        <w:rPr>
+          <w:rFonts w:ascii="Arial" w:eastAsia="Arial" w:hAnsi="Arial" w:cs="Arial"/>
+          <w:sz w:val="24"/>
+        </w:rPr>
+        <w:t xml:space="preserve"> </w:t>
+      </w:r>
+      <w:proofErr w:type="spellStart"/>
+      <w:r>
+        <w:rPr>
+          <w:rFonts w:ascii="Arial" w:eastAsia="Arial" w:hAnsi="Arial" w:cs="Arial"/>
+          <w:sz w:val="24"/>
+        </w:rPr>
+        <w:t>Managed</w:t>
+      </w:r>
+      <w:proofErr w:type="spellEnd"/>
+      <w:r>
+        <w:rPr>
+          <w:rFonts w:ascii="Arial" w:eastAsia="Arial" w:hAnsi="Arial" w:cs="Arial"/>
+          <w:sz w:val="24"/>
+        </w:rPr>
+        <w:t>;</w:t>
       </w:r>
     </w:p>
     <w:p>
@@ -10215,7 +12358,6 @@
           <w:rFonts w:ascii="Arial" w:eastAsia="Arial" w:hAnsi="Arial" w:cs="Arial"/>
           <w:sz w:val="24"/>
         </w:rPr>
-        <w:lastRenderedPageBreak/>
         <w:t>Desenvolvemos a página HTML;</w:t>
       </w:r>
     </w:p>
@@ -10518,7 +12660,23 @@
                 <w:rFonts w:ascii="Arial" w:eastAsia="Arial" w:hAnsi="Arial" w:cs="Arial"/>
                 <w:sz w:val="24"/>
               </w:rPr>
-              <w:t>Pesquisa de conteúdos reais</w:t>
+              <w:t xml:space="preserve">Pesquisa de </w:t>
+            </w:r>
+            <w:proofErr w:type="spellStart"/>
+            <w:r>
+              <w:rPr>
+                <w:rFonts w:ascii="Arial" w:eastAsia="Arial" w:hAnsi="Arial" w:cs="Arial"/>
+                <w:sz w:val="24"/>
+              </w:rPr>
+              <w:t>conteúdos</w:t>
+            </w:r>
+            <w:proofErr w:type="spellEnd"/>
+            <w:r>
+              <w:rPr>
+                <w:rFonts w:ascii="Arial" w:eastAsia="Arial" w:hAnsi="Arial" w:cs="Arial"/>
+                <w:sz w:val="24"/>
+              </w:rPr>
+              <w:t xml:space="preserve"> reais</w:t>
             </w:r>
           </w:p>
         </w:tc>
